--- a/論文/411422063_余佩玲_Word排版作業.docx
+++ b/論文/411422063_余佩玲_Word排版作業.docx
@@ -454,7 +454,7 @@
           <w:lang w:eastAsia="zh-TW"/>
         </w:rPr>
       </w:pPr>
-      <w:bookmarkStart w:id="0" w:name="_Toc223719303"/>
+      <w:bookmarkStart w:id="0" w:name="_Toc224939142"/>
       <w:r>
         <w:rPr>
           <w:rFonts w:ascii="Times New Roman" w:eastAsia="微軟正黑體" w:hAnsi="Times New Roman" w:cs="Times New Roman"/>
@@ -525,7 +525,7 @@
             </w:rPr>
             <w:fldChar w:fldCharType="separate"/>
           </w:r>
-          <w:hyperlink w:anchor="_Toc223719303" w:history="1">
+          <w:hyperlink w:anchor="_Toc224939142" w:history="1">
             <w:r>
               <w:rPr>
                 <w:rStyle w:val="affb"/>
@@ -554,7 +554,7 @@
                 <w:noProof/>
                 <w:webHidden/>
               </w:rPr>
-              <w:instrText xml:space="preserve"> PAGEREF _Toc223719303 \h </w:instrText>
+              <w:instrText xml:space="preserve"> PAGEREF _Toc224939142 \h </w:instrText>
             </w:r>
             <w:r>
               <w:rPr>
@@ -598,7 +598,7 @@
               <w:lang w:eastAsia="zh-TW"/>
             </w:rPr>
           </w:pPr>
-          <w:hyperlink w:anchor="_Toc223719304" w:history="1">
+          <w:hyperlink w:anchor="_Toc224939143" w:history="1">
             <w:r>
               <w:rPr>
                 <w:rStyle w:val="affb"/>
@@ -627,7 +627,7 @@
                 <w:noProof/>
                 <w:webHidden/>
               </w:rPr>
-              <w:instrText xml:space="preserve"> PAGEREF _Toc223719304 \h </w:instrText>
+              <w:instrText xml:space="preserve"> PAGEREF _Toc224939143 \h </w:instrText>
             </w:r>
             <w:r>
               <w:rPr>
@@ -671,7 +671,7 @@
               <w:lang w:eastAsia="zh-TW"/>
             </w:rPr>
           </w:pPr>
-          <w:hyperlink w:anchor="_Toc223719305" w:history="1">
+          <w:hyperlink w:anchor="_Toc224939144" w:history="1">
             <w:r>
               <w:rPr>
                 <w:rStyle w:val="affb"/>
@@ -700,7 +700,7 @@
                 <w:noProof/>
                 <w:webHidden/>
               </w:rPr>
-              <w:instrText xml:space="preserve"> PAGEREF _Toc223719305 \h </w:instrText>
+              <w:instrText xml:space="preserve"> PAGEREF _Toc224939144 \h </w:instrText>
             </w:r>
             <w:r>
               <w:rPr>
@@ -744,7 +744,7 @@
               <w:lang w:eastAsia="zh-TW"/>
             </w:rPr>
           </w:pPr>
-          <w:hyperlink w:anchor="_Toc223719306" w:history="1">
+          <w:hyperlink w:anchor="_Toc224939145" w:history="1">
             <w:r>
               <w:rPr>
                 <w:rStyle w:val="affb"/>
@@ -773,7 +773,7 @@
                 <w:noProof/>
                 <w:webHidden/>
               </w:rPr>
-              <w:instrText xml:space="preserve"> PAGEREF _Toc223719306 \h </w:instrText>
+              <w:instrText xml:space="preserve"> PAGEREF _Toc224939145 \h </w:instrText>
             </w:r>
             <w:r>
               <w:rPr>
@@ -817,7 +817,7 @@
               <w:lang w:eastAsia="zh-TW"/>
             </w:rPr>
           </w:pPr>
-          <w:hyperlink w:anchor="_Toc223719307" w:history="1">
+          <w:hyperlink w:anchor="_Toc224939146" w:history="1">
             <w:r>
               <w:rPr>
                 <w:rStyle w:val="affb"/>
@@ -846,7 +846,7 @@
                 <w:noProof/>
                 <w:webHidden/>
               </w:rPr>
-              <w:instrText xml:space="preserve"> PAGEREF _Toc223719307 \h </w:instrText>
+              <w:instrText xml:space="preserve"> PAGEREF _Toc224939146 \h </w:instrText>
             </w:r>
             <w:r>
               <w:rPr>
@@ -867,6 +867,620 @@
                 <w:webHidden/>
               </w:rPr>
               <w:t>5</w:t>
+            </w:r>
+            <w:r>
+              <w:rPr>
+                <w:noProof/>
+                <w:webHidden/>
+              </w:rPr>
+              <w:fldChar w:fldCharType="end"/>
+            </w:r>
+          </w:hyperlink>
+        </w:p>
+        <w:p>
+          <w:pPr>
+            <w:pStyle w:val="2a"/>
+            <w:tabs>
+              <w:tab w:val="right" w:leader="dot" w:pos="9017"/>
+            </w:tabs>
+            <w:ind w:left="440"/>
+            <w:rPr>
+              <w:noProof/>
+            </w:rPr>
+          </w:pPr>
+          <w:hyperlink w:anchor="_Toc224939147" w:history="1">
+            <w:r>
+              <w:rPr>
+                <w:rStyle w:val="affb"/>
+                <w:rFonts w:hint="eastAsia"/>
+                <w:noProof/>
+                <w:lang w:eastAsia="zh-TW"/>
+              </w:rPr>
+              <w:t>一、</w:t>
+            </w:r>
+            <w:r>
+              <w:rPr>
+                <w:rStyle w:val="affb"/>
+                <w:noProof/>
+                <w:lang w:eastAsia="zh-TW"/>
+              </w:rPr>
+              <w:t xml:space="preserve"> </w:t>
+            </w:r>
+            <w:r>
+              <w:rPr>
+                <w:rStyle w:val="affb"/>
+                <w:rFonts w:hint="eastAsia"/>
+                <w:noProof/>
+                <w:lang w:eastAsia="zh-TW"/>
+              </w:rPr>
+              <w:t>人工智慧運算需求與計算範式的轉移</w:t>
+            </w:r>
+            <w:r>
+              <w:rPr>
+                <w:noProof/>
+                <w:webHidden/>
+              </w:rPr>
+              <w:tab/>
+            </w:r>
+            <w:r>
+              <w:rPr>
+                <w:noProof/>
+                <w:webHidden/>
+              </w:rPr>
+              <w:fldChar w:fldCharType="begin"/>
+            </w:r>
+            <w:r>
+              <w:rPr>
+                <w:noProof/>
+                <w:webHidden/>
+              </w:rPr>
+              <w:instrText xml:space="preserve"> PAGEREF _Toc224939147 \h </w:instrText>
+            </w:r>
+            <w:r>
+              <w:rPr>
+                <w:noProof/>
+                <w:webHidden/>
+              </w:rPr>
+            </w:r>
+            <w:r>
+              <w:rPr>
+                <w:noProof/>
+                <w:webHidden/>
+              </w:rPr>
+              <w:fldChar w:fldCharType="separate"/>
+            </w:r>
+            <w:r>
+              <w:rPr>
+                <w:noProof/>
+                <w:webHidden/>
+              </w:rPr>
+              <w:t>5</w:t>
+            </w:r>
+            <w:r>
+              <w:rPr>
+                <w:noProof/>
+                <w:webHidden/>
+              </w:rPr>
+              <w:fldChar w:fldCharType="end"/>
+            </w:r>
+          </w:hyperlink>
+        </w:p>
+        <w:p>
+          <w:pPr>
+            <w:pStyle w:val="2a"/>
+            <w:tabs>
+              <w:tab w:val="right" w:leader="dot" w:pos="9017"/>
+            </w:tabs>
+            <w:ind w:left="440"/>
+            <w:rPr>
+              <w:noProof/>
+            </w:rPr>
+          </w:pPr>
+          <w:hyperlink w:anchor="_Toc224939148" w:history="1">
+            <w:r>
+              <w:rPr>
+                <w:rStyle w:val="affb"/>
+                <w:rFonts w:hint="eastAsia"/>
+                <w:noProof/>
+                <w:lang w:eastAsia="zh-TW"/>
+              </w:rPr>
+              <w:t>二、</w:t>
+            </w:r>
+            <w:r>
+              <w:rPr>
+                <w:rStyle w:val="affb"/>
+                <w:noProof/>
+                <w:lang w:eastAsia="zh-TW"/>
+              </w:rPr>
+              <w:t xml:space="preserve"> </w:t>
+            </w:r>
+            <w:r>
+              <w:rPr>
+                <w:rStyle w:val="affb"/>
+                <w:rFonts w:hint="eastAsia"/>
+                <w:noProof/>
+                <w:lang w:eastAsia="zh-TW"/>
+              </w:rPr>
+              <w:t>傳統</w:t>
+            </w:r>
+            <w:r>
+              <w:rPr>
+                <w:rStyle w:val="affb"/>
+                <w:rFonts w:ascii="微軟正黑體" w:eastAsia="微軟正黑體" w:hAnsi="微軟正黑體" w:cs="微軟正黑體" w:hint="eastAsia"/>
+                <w:noProof/>
+                <w:lang w:eastAsia="zh-TW"/>
+              </w:rPr>
+              <w:t>矽</w:t>
+            </w:r>
+            <w:r>
+              <w:rPr>
+                <w:rStyle w:val="affb"/>
+                <w:rFonts w:hint="eastAsia"/>
+                <w:noProof/>
+                <w:lang w:eastAsia="zh-TW"/>
+              </w:rPr>
+              <w:t>材料的物理瓶頸與新型化合物半導體的興起</w:t>
+            </w:r>
+            <w:r>
+              <w:rPr>
+                <w:noProof/>
+                <w:webHidden/>
+              </w:rPr>
+              <w:tab/>
+            </w:r>
+            <w:r>
+              <w:rPr>
+                <w:noProof/>
+                <w:webHidden/>
+              </w:rPr>
+              <w:fldChar w:fldCharType="begin"/>
+            </w:r>
+            <w:r>
+              <w:rPr>
+                <w:noProof/>
+                <w:webHidden/>
+              </w:rPr>
+              <w:instrText xml:space="preserve"> PAGEREF _Toc224939148 \h </w:instrText>
+            </w:r>
+            <w:r>
+              <w:rPr>
+                <w:noProof/>
+                <w:webHidden/>
+              </w:rPr>
+            </w:r>
+            <w:r>
+              <w:rPr>
+                <w:noProof/>
+                <w:webHidden/>
+              </w:rPr>
+              <w:fldChar w:fldCharType="separate"/>
+            </w:r>
+            <w:r>
+              <w:rPr>
+                <w:noProof/>
+                <w:webHidden/>
+              </w:rPr>
+              <w:t>5</w:t>
+            </w:r>
+            <w:r>
+              <w:rPr>
+                <w:noProof/>
+                <w:webHidden/>
+              </w:rPr>
+              <w:fldChar w:fldCharType="end"/>
+            </w:r>
+          </w:hyperlink>
+        </w:p>
+        <w:p>
+          <w:pPr>
+            <w:pStyle w:val="38"/>
+            <w:tabs>
+              <w:tab w:val="left" w:pos="1440"/>
+              <w:tab w:val="right" w:leader="dot" w:pos="9017"/>
+            </w:tabs>
+            <w:ind w:left="880"/>
+            <w:rPr>
+              <w:noProof/>
+            </w:rPr>
+          </w:pPr>
+          <w:hyperlink w:anchor="_Toc224939149" w:history="1">
+            <w:r>
+              <w:rPr>
+                <w:rStyle w:val="affb"/>
+                <w:rFonts w:ascii="新細明體" w:eastAsia="新細明體" w:hAnsi="新細明體" w:cs="新細明體"/>
+                <w:noProof/>
+                <w:lang w:eastAsia="zh-TW"/>
+              </w:rPr>
+              <w:t>1.</w:t>
+            </w:r>
+            <w:r>
+              <w:rPr>
+                <w:noProof/>
+              </w:rPr>
+              <w:tab/>
+            </w:r>
+            <w:r>
+              <w:rPr>
+                <w:rStyle w:val="affb"/>
+                <w:rFonts w:hint="eastAsia"/>
+                <w:noProof/>
+                <w:lang w:eastAsia="zh-TW"/>
+              </w:rPr>
+              <w:t>碳化</w:t>
+            </w:r>
+            <w:r>
+              <w:rPr>
+                <w:rStyle w:val="affb"/>
+                <w:rFonts w:ascii="微軟正黑體" w:eastAsia="微軟正黑體" w:hAnsi="微軟正黑體" w:cs="微軟正黑體" w:hint="eastAsia"/>
+                <w:noProof/>
+                <w:lang w:eastAsia="zh-TW"/>
+              </w:rPr>
+              <w:t>矽</w:t>
+            </w:r>
+            <w:r>
+              <w:rPr>
+                <w:rStyle w:val="affb"/>
+                <w:rFonts w:ascii="MS Gothic" w:eastAsia="MS Gothic" w:hAnsi="MS Gothic" w:cs="MS Gothic" w:hint="eastAsia"/>
+                <w:noProof/>
+                <w:lang w:eastAsia="zh-TW"/>
+              </w:rPr>
+              <w:t>（</w:t>
+            </w:r>
+            <w:r>
+              <w:rPr>
+                <w:rStyle w:val="affb"/>
+                <w:noProof/>
+                <w:lang w:eastAsia="zh-TW"/>
+              </w:rPr>
+              <w:t>SiC</w:t>
+            </w:r>
+            <w:r>
+              <w:rPr>
+                <w:rStyle w:val="affb"/>
+                <w:rFonts w:hint="eastAsia"/>
+                <w:noProof/>
+                <w:lang w:eastAsia="zh-TW"/>
+              </w:rPr>
+              <w:t>）</w:t>
+            </w:r>
+            <w:r>
+              <w:rPr>
+                <w:noProof/>
+                <w:webHidden/>
+              </w:rPr>
+              <w:tab/>
+            </w:r>
+            <w:r>
+              <w:rPr>
+                <w:noProof/>
+                <w:webHidden/>
+              </w:rPr>
+              <w:fldChar w:fldCharType="begin"/>
+            </w:r>
+            <w:r>
+              <w:rPr>
+                <w:noProof/>
+                <w:webHidden/>
+              </w:rPr>
+              <w:instrText xml:space="preserve"> PAGEREF _Toc224939149 \h </w:instrText>
+            </w:r>
+            <w:r>
+              <w:rPr>
+                <w:noProof/>
+                <w:webHidden/>
+              </w:rPr>
+            </w:r>
+            <w:r>
+              <w:rPr>
+                <w:noProof/>
+                <w:webHidden/>
+              </w:rPr>
+              <w:fldChar w:fldCharType="separate"/>
+            </w:r>
+            <w:r>
+              <w:rPr>
+                <w:noProof/>
+                <w:webHidden/>
+              </w:rPr>
+              <w:t>5</w:t>
+            </w:r>
+            <w:r>
+              <w:rPr>
+                <w:noProof/>
+                <w:webHidden/>
+              </w:rPr>
+              <w:fldChar w:fldCharType="end"/>
+            </w:r>
+          </w:hyperlink>
+        </w:p>
+        <w:p>
+          <w:pPr>
+            <w:pStyle w:val="38"/>
+            <w:tabs>
+              <w:tab w:val="left" w:pos="1440"/>
+              <w:tab w:val="right" w:leader="dot" w:pos="9017"/>
+            </w:tabs>
+            <w:ind w:left="880"/>
+            <w:rPr>
+              <w:noProof/>
+            </w:rPr>
+          </w:pPr>
+          <w:hyperlink w:anchor="_Toc224939150" w:history="1">
+            <w:r>
+              <w:rPr>
+                <w:rStyle w:val="affb"/>
+                <w:rFonts w:ascii="新細明體" w:eastAsia="新細明體" w:hAnsi="新細明體" w:cs="新細明體"/>
+                <w:noProof/>
+                <w:lang w:eastAsia="zh-TW"/>
+              </w:rPr>
+              <w:t>2.</w:t>
+            </w:r>
+            <w:r>
+              <w:rPr>
+                <w:noProof/>
+              </w:rPr>
+              <w:tab/>
+            </w:r>
+            <w:r>
+              <w:rPr>
+                <w:rStyle w:val="affb"/>
+                <w:rFonts w:hint="eastAsia"/>
+                <w:noProof/>
+                <w:lang w:eastAsia="zh-TW"/>
+              </w:rPr>
+              <w:t>氮化鎵（</w:t>
+            </w:r>
+            <w:r>
+              <w:rPr>
+                <w:rStyle w:val="affb"/>
+                <w:noProof/>
+                <w:lang w:eastAsia="zh-TW"/>
+              </w:rPr>
+              <w:t>GaN</w:t>
+            </w:r>
+            <w:r>
+              <w:rPr>
+                <w:rStyle w:val="affb"/>
+                <w:rFonts w:hint="eastAsia"/>
+                <w:noProof/>
+                <w:lang w:eastAsia="zh-TW"/>
+              </w:rPr>
+              <w:t>）</w:t>
+            </w:r>
+            <w:r>
+              <w:rPr>
+                <w:noProof/>
+                <w:webHidden/>
+              </w:rPr>
+              <w:tab/>
+            </w:r>
+            <w:r>
+              <w:rPr>
+                <w:noProof/>
+                <w:webHidden/>
+              </w:rPr>
+              <w:fldChar w:fldCharType="begin"/>
+            </w:r>
+            <w:r>
+              <w:rPr>
+                <w:noProof/>
+                <w:webHidden/>
+              </w:rPr>
+              <w:instrText xml:space="preserve"> PAGEREF _Toc224939150 \h </w:instrText>
+            </w:r>
+            <w:r>
+              <w:rPr>
+                <w:noProof/>
+                <w:webHidden/>
+              </w:rPr>
+            </w:r>
+            <w:r>
+              <w:rPr>
+                <w:noProof/>
+                <w:webHidden/>
+              </w:rPr>
+              <w:fldChar w:fldCharType="separate"/>
+            </w:r>
+            <w:r>
+              <w:rPr>
+                <w:noProof/>
+                <w:webHidden/>
+              </w:rPr>
+              <w:t>5</w:t>
+            </w:r>
+            <w:r>
+              <w:rPr>
+                <w:noProof/>
+                <w:webHidden/>
+              </w:rPr>
+              <w:fldChar w:fldCharType="end"/>
+            </w:r>
+          </w:hyperlink>
+        </w:p>
+        <w:p>
+          <w:pPr>
+            <w:pStyle w:val="2a"/>
+            <w:tabs>
+              <w:tab w:val="right" w:leader="dot" w:pos="9017"/>
+            </w:tabs>
+            <w:ind w:left="440"/>
+            <w:rPr>
+              <w:noProof/>
+            </w:rPr>
+          </w:pPr>
+          <w:hyperlink w:anchor="_Toc224939151" w:history="1">
+            <w:r>
+              <w:rPr>
+                <w:rStyle w:val="affb"/>
+                <w:rFonts w:hint="eastAsia"/>
+                <w:noProof/>
+                <w:lang w:eastAsia="zh-TW"/>
+              </w:rPr>
+              <w:t>三、</w:t>
+            </w:r>
+            <w:r>
+              <w:rPr>
+                <w:rStyle w:val="affb"/>
+                <w:noProof/>
+                <w:lang w:eastAsia="zh-TW"/>
+              </w:rPr>
+              <w:t xml:space="preserve"> </w:t>
+            </w:r>
+            <w:r>
+              <w:rPr>
+                <w:rStyle w:val="affb"/>
+                <w:rFonts w:hint="eastAsia"/>
+                <w:noProof/>
+                <w:lang w:eastAsia="zh-TW"/>
+              </w:rPr>
+              <w:t>軟體演算法對硬體材料與架構的連鎖影響</w:t>
+            </w:r>
+            <w:r>
+              <w:rPr>
+                <w:noProof/>
+                <w:webHidden/>
+              </w:rPr>
+              <w:tab/>
+            </w:r>
+            <w:r>
+              <w:rPr>
+                <w:noProof/>
+                <w:webHidden/>
+              </w:rPr>
+              <w:fldChar w:fldCharType="begin"/>
+            </w:r>
+            <w:r>
+              <w:rPr>
+                <w:noProof/>
+                <w:webHidden/>
+              </w:rPr>
+              <w:instrText xml:space="preserve"> PAGEREF _Toc224939151 \h </w:instrText>
+            </w:r>
+            <w:r>
+              <w:rPr>
+                <w:noProof/>
+                <w:webHidden/>
+              </w:rPr>
+            </w:r>
+            <w:r>
+              <w:rPr>
+                <w:noProof/>
+                <w:webHidden/>
+              </w:rPr>
+              <w:fldChar w:fldCharType="separate"/>
+            </w:r>
+            <w:r>
+              <w:rPr>
+                <w:noProof/>
+                <w:webHidden/>
+              </w:rPr>
+              <w:t>5</w:t>
+            </w:r>
+            <w:r>
+              <w:rPr>
+                <w:noProof/>
+                <w:webHidden/>
+              </w:rPr>
+              <w:fldChar w:fldCharType="end"/>
+            </w:r>
+          </w:hyperlink>
+        </w:p>
+        <w:p>
+          <w:pPr>
+            <w:pStyle w:val="2a"/>
+            <w:tabs>
+              <w:tab w:val="right" w:leader="dot" w:pos="9017"/>
+            </w:tabs>
+            <w:ind w:left="440"/>
+            <w:rPr>
+              <w:noProof/>
+            </w:rPr>
+          </w:pPr>
+          <w:hyperlink w:anchor="_Toc224939152" w:history="1">
+            <w:r>
+              <w:rPr>
+                <w:rStyle w:val="affb"/>
+                <w:rFonts w:hint="eastAsia"/>
+                <w:noProof/>
+                <w:lang w:eastAsia="zh-TW"/>
+              </w:rPr>
+              <w:t>四、</w:t>
+            </w:r>
+            <w:r>
+              <w:rPr>
+                <w:rStyle w:val="affb"/>
+                <w:noProof/>
+                <w:lang w:eastAsia="zh-TW"/>
+              </w:rPr>
+              <w:t xml:space="preserve"> </w:t>
+            </w:r>
+            <w:r>
+              <w:rPr>
+                <w:rStyle w:val="affb"/>
+                <w:rFonts w:hint="eastAsia"/>
+                <w:noProof/>
+                <w:lang w:eastAsia="zh-TW"/>
+              </w:rPr>
+              <w:t>後摩爾時代的</w:t>
+            </w:r>
+            <w:r>
+              <w:rPr>
+                <w:rStyle w:val="affb"/>
+                <w:rFonts w:ascii="微軟正黑體" w:eastAsia="微軟正黑體" w:hAnsi="微軟正黑體" w:cs="微軟正黑體" w:hint="eastAsia"/>
+                <w:noProof/>
+                <w:lang w:eastAsia="zh-TW"/>
+              </w:rPr>
+              <w:t>產</w:t>
+            </w:r>
+            <w:r>
+              <w:rPr>
+                <w:rStyle w:val="affb"/>
+                <w:rFonts w:ascii="MS Gothic" w:eastAsia="MS Gothic" w:hAnsi="MS Gothic" w:cs="MS Gothic" w:hint="eastAsia"/>
+                <w:noProof/>
+                <w:lang w:eastAsia="zh-TW"/>
+              </w:rPr>
+              <w:t>學整合與永續發展展望</w:t>
+            </w:r>
+            <w:r>
+              <w:rPr>
+                <w:noProof/>
+                <w:webHidden/>
+              </w:rPr>
+              <w:tab/>
+            </w:r>
+            <w:r>
+              <w:rPr>
+                <w:noProof/>
+                <w:webHidden/>
+              </w:rPr>
+              <w:fldChar w:fldCharType="begin"/>
+            </w:r>
+            <w:r>
+              <w:rPr>
+                <w:noProof/>
+                <w:webHidden/>
+              </w:rPr>
+              <w:instrText xml:space="preserve"> PAGEREF _Toc224939152 \h </w:instrText>
+            </w:r>
+            <w:r>
+              <w:rPr>
+                <w:noProof/>
+                <w:webHidden/>
+              </w:rPr>
+            </w:r>
+            <w:r>
+              <w:rPr>
+                <w:noProof/>
+                <w:webHidden/>
+              </w:rPr>
+              <w:fldChar w:fldCharType="separate"/>
+            </w:r>
+            <w:r>
+              <w:rPr>
+                <w:noProof/>
+                <w:webHidden/>
+              </w:rPr>
+              <w:t>6</w:t>
             </w:r>
             <w:r>
               <w:rPr>
@@ -890,7 +1504,7 @@
               <w:lang w:eastAsia="zh-TW"/>
             </w:rPr>
           </w:pPr>
-          <w:hyperlink w:anchor="_Toc223719308" w:history="1">
+          <w:hyperlink w:anchor="_Toc224939153" w:history="1">
             <w:r>
               <w:rPr>
                 <w:rStyle w:val="affb"/>
@@ -919,7 +1533,7 @@
                 <w:noProof/>
                 <w:webHidden/>
               </w:rPr>
-              <w:instrText xml:space="preserve"> PAGEREF _Toc223719308 \h </w:instrText>
+              <w:instrText xml:space="preserve"> PAGEREF _Toc224939153 \h </w:instrText>
             </w:r>
             <w:r>
               <w:rPr>
@@ -939,7 +1553,7 @@
                 <w:noProof/>
                 <w:webHidden/>
               </w:rPr>
-              <w:t>6</w:t>
+              <w:t>7</w:t>
             </w:r>
             <w:r>
               <w:rPr>
@@ -963,7 +1577,7 @@
               <w:lang w:eastAsia="zh-TW"/>
             </w:rPr>
           </w:pPr>
-          <w:hyperlink w:anchor="_Toc223719309" w:history="1">
+          <w:hyperlink w:anchor="_Toc224939154" w:history="1">
             <w:r>
               <w:rPr>
                 <w:rStyle w:val="affb"/>
@@ -991,7 +1605,7 @@
                 <w:noProof/>
                 <w:webHidden/>
               </w:rPr>
-              <w:instrText xml:space="preserve"> PAGEREF _Toc223719309 \h </w:instrText>
+              <w:instrText xml:space="preserve"> PAGEREF _Toc224939154 \h </w:instrText>
             </w:r>
             <w:r>
               <w:rPr>
@@ -1011,7 +1625,7 @@
                 <w:noProof/>
                 <w:webHidden/>
               </w:rPr>
-              <w:t>9</w:t>
+              <w:t>10</w:t>
             </w:r>
             <w:r>
               <w:rPr>
@@ -1035,7 +1649,7 @@
               <w:lang w:eastAsia="zh-TW"/>
             </w:rPr>
           </w:pPr>
-          <w:hyperlink w:anchor="_Toc223719310" w:history="1">
+          <w:hyperlink w:anchor="_Toc224939155" w:history="1">
             <w:r>
               <w:rPr>
                 <w:rStyle w:val="affb"/>
@@ -1064,7 +1678,7 @@
                 <w:noProof/>
                 <w:webHidden/>
               </w:rPr>
-              <w:instrText xml:space="preserve"> PAGEREF _Toc223719310 \h </w:instrText>
+              <w:instrText xml:space="preserve"> PAGEREF _Toc224939155 \h </w:instrText>
             </w:r>
             <w:r>
               <w:rPr>
@@ -1084,7 +1698,7 @@
                 <w:noProof/>
                 <w:webHidden/>
               </w:rPr>
-              <w:t>10</w:t>
+              <w:t>11</w:t>
             </w:r>
             <w:r>
               <w:rPr>
@@ -1108,7 +1722,7 @@
               <w:lang w:eastAsia="zh-TW"/>
             </w:rPr>
           </w:pPr>
-          <w:hyperlink w:anchor="_Toc223719311" w:history="1">
+          <w:hyperlink w:anchor="_Toc224939156" w:history="1">
             <w:r>
               <w:rPr>
                 <w:rStyle w:val="affb"/>
@@ -1136,7 +1750,7 @@
                 <w:noProof/>
                 <w:webHidden/>
               </w:rPr>
-              <w:instrText xml:space="preserve"> PAGEREF _Toc223719311 \h </w:instrText>
+              <w:instrText xml:space="preserve"> PAGEREF _Toc224939156 \h </w:instrText>
             </w:r>
             <w:r>
               <w:rPr>
@@ -1156,7 +1770,7 @@
                 <w:noProof/>
                 <w:webHidden/>
               </w:rPr>
-              <w:t>11</w:t>
+              <w:t>12</w:t>
             </w:r>
             <w:r>
               <w:rPr>
@@ -1214,7 +1828,7 @@
           <w:lang w:eastAsia="zh-TW"/>
         </w:rPr>
       </w:pPr>
-      <w:bookmarkStart w:id="1" w:name="_Toc223719304"/>
+      <w:bookmarkStart w:id="1" w:name="_Toc224939143"/>
       <w:r>
         <w:rPr>
           <w:rFonts w:ascii="Times New Roman" w:eastAsia="微軟正黑體" w:hAnsi="Times New Roman" w:cs="Times New Roman"/>
@@ -1226,7 +1840,6 @@
         <w:lastRenderedPageBreak/>
         <w:t>圖目</w:t>
       </w:r>
-      <w:bookmarkEnd w:id="1"/>
       <w:r>
         <w:rPr>
           <w:rFonts w:ascii="Times New Roman" w:eastAsia="微軟正黑體" w:hAnsi="Times New Roman" w:cs="Times New Roman" w:hint="eastAsia"/>
@@ -1237,6 +1850,7 @@
         </w:rPr>
         <w:t>錄</w:t>
       </w:r>
+      <w:bookmarkEnd w:id="1"/>
     </w:p>
     <w:p>
       <w:pPr>
@@ -1673,7 +2287,7 @@
           <w:noProof/>
         </w:rPr>
       </w:pPr>
-      <w:bookmarkStart w:id="2" w:name="_Toc223719305"/>
+      <w:bookmarkStart w:id="2" w:name="_Toc224939144"/>
       <w:r>
         <w:rPr>
           <w:rStyle w:val="10"/>
@@ -1906,7 +2520,7 @@
             <w:noProof/>
             <w:webHidden/>
           </w:rPr>
-          <w:t>7</w:t>
+          <w:t>8</w:t>
         </w:r>
         <w:r>
           <w:rPr>
@@ -2060,7 +2674,7 @@
           <w:lang w:eastAsia="zh-TW"/>
         </w:rPr>
       </w:pPr>
-      <w:bookmarkStart w:id="3" w:name="_Toc223719306"/>
+      <w:bookmarkStart w:id="3" w:name="_Toc224939145"/>
       <w:r>
         <w:rPr>
           <w:rFonts w:ascii="Times New Roman" w:eastAsia="微軟正黑體" w:hAnsi="Times New Roman" w:cs="Times New Roman"/>
@@ -2452,7 +3066,7 @@
         </w:rPr>
         <w:br w:type="page"/>
       </w:r>
-      <w:bookmarkStart w:id="4" w:name="_Toc223719307"/>
+      <w:bookmarkStart w:id="4" w:name="_Toc224939146"/>
       <w:r>
         <w:rPr>
           <w:rFonts w:ascii="Times New Roman" w:eastAsia="微軟正黑體" w:hAnsi="Times New Roman" w:cs="Times New Roman"/>
@@ -2468,456 +3082,462 @@
     </w:p>
     <w:p>
       <w:pPr>
-        <w:rPr>
-          <w:rFonts w:ascii="Times New Roman" w:eastAsia="微軟正黑體" w:hAnsi="Times New Roman" w:cs="Times New Roman"/>
-          <w:sz w:val="24"/>
-          <w:szCs w:val="24"/>
+        <w:pStyle w:val="21"/>
+        <w:rPr>
+          <w:color w:val="auto"/>
           <w:lang w:eastAsia="zh-TW"/>
         </w:rPr>
       </w:pPr>
-      <w:r>
-        <w:rPr>
-          <w:rFonts w:ascii="Times New Roman" w:eastAsia="微軟正黑體" w:hAnsi="Times New Roman" w:cs="Times New Roman"/>
-          <w:sz w:val="24"/>
-          <w:szCs w:val="24"/>
-          <w:lang w:eastAsia="zh-TW"/>
-        </w:rPr>
-        <w:t>隨著人工智慧（</w:t>
-      </w:r>
-      <w:r>
-        <w:rPr>
-          <w:rFonts w:ascii="Times New Roman" w:eastAsia="微軟正黑體" w:hAnsi="Times New Roman" w:cs="Times New Roman"/>
-          <w:sz w:val="24"/>
-          <w:szCs w:val="24"/>
-          <w:lang w:eastAsia="zh-TW"/>
-        </w:rPr>
-        <w:t>AI</w:t>
-      </w:r>
-      <w:r>
-        <w:rPr>
-          <w:rFonts w:ascii="Times New Roman" w:eastAsia="微軟正黑體" w:hAnsi="Times New Roman" w:cs="Times New Roman"/>
-          <w:sz w:val="24"/>
-          <w:szCs w:val="24"/>
-          <w:lang w:eastAsia="zh-TW"/>
-        </w:rPr>
-        <w:t>）技術演進，特別是深度學習在神經網路架構上的成功，計算需求呈現指數級成長。根據</w:t>
-      </w:r>
-      <w:r>
-        <w:rPr>
-          <w:rFonts w:ascii="Times New Roman" w:eastAsia="微軟正黑體" w:hAnsi="Times New Roman" w:cs="Times New Roman"/>
-          <w:sz w:val="24"/>
-          <w:szCs w:val="24"/>
-          <w:lang w:eastAsia="zh-TW"/>
-        </w:rPr>
-        <w:t xml:space="preserve"> Russell </w:t>
-      </w:r>
-      <w:r>
-        <w:rPr>
-          <w:rFonts w:ascii="Times New Roman" w:eastAsia="微軟正黑體" w:hAnsi="Times New Roman" w:cs="Times New Roman"/>
-          <w:sz w:val="24"/>
-          <w:szCs w:val="24"/>
-          <w:lang w:eastAsia="zh-TW"/>
-        </w:rPr>
-        <w:t>與</w:t>
-      </w:r>
-      <w:r>
-        <w:rPr>
-          <w:rFonts w:ascii="Times New Roman" w:eastAsia="微軟正黑體" w:hAnsi="Times New Roman" w:cs="Times New Roman"/>
-          <w:sz w:val="24"/>
-          <w:szCs w:val="24"/>
+      <w:bookmarkStart w:id="5" w:name="_Toc224939147"/>
+      <w:r>
+        <w:rPr>
+          <w:color w:val="auto"/>
+          <w:lang w:eastAsia="zh-TW"/>
+        </w:rPr>
+        <w:t>一、</w:t>
+      </w:r>
+      <w:r>
+        <w:rPr>
+          <w:color w:val="auto"/>
           <w:lang w:eastAsia="zh-TW"/>
         </w:rPr>
         <w:t xml:space="preserve"> </w:t>
       </w:r>
-      <w:proofErr w:type="spellStart"/>
-      <w:r>
-        <w:rPr>
-          <w:rFonts w:ascii="Times New Roman" w:eastAsia="微軟正黑體" w:hAnsi="Times New Roman" w:cs="Times New Roman"/>
-          <w:sz w:val="24"/>
-          <w:szCs w:val="24"/>
-          <w:lang w:eastAsia="zh-TW"/>
-        </w:rPr>
-        <w:t>Norvig</w:t>
-      </w:r>
-      <w:proofErr w:type="spellEnd"/>
-      <w:r>
-        <w:rPr>
-          <w:rFonts w:ascii="Times New Roman" w:eastAsia="微軟正黑體" w:hAnsi="Times New Roman" w:cs="Times New Roman"/>
-          <w:sz w:val="24"/>
-          <w:szCs w:val="24"/>
-          <w:lang w:eastAsia="zh-TW"/>
-        </w:rPr>
-        <w:t xml:space="preserve"> (2021) </w:t>
-      </w:r>
-      <w:r>
-        <w:rPr>
-          <w:rFonts w:ascii="Times New Roman" w:eastAsia="微軟正黑體" w:hAnsi="Times New Roman" w:cs="Times New Roman"/>
-          <w:sz w:val="24"/>
-          <w:szCs w:val="24"/>
-          <w:lang w:eastAsia="zh-TW"/>
-        </w:rPr>
-        <w:t>的論述，人工智慧系統的複雜度已遠超傳統計算架構所能負荷。近年來，深度學習模型在影像辨識與自動駕駛等領域的突破，使得高效能運算晶片需求持續增加；半導體產業正面臨技術典範轉移，需在高電子遷移率、</w:t>
-      </w:r>
-      <w:proofErr w:type="gramStart"/>
-      <w:r>
-        <w:rPr>
-          <w:rFonts w:ascii="Times New Roman" w:eastAsia="微軟正黑體" w:hAnsi="Times New Roman" w:cs="Times New Roman"/>
-          <w:sz w:val="24"/>
-          <w:szCs w:val="24"/>
-          <w:lang w:eastAsia="zh-TW"/>
-        </w:rPr>
-        <w:t>低功耗與</w:t>
-      </w:r>
-      <w:proofErr w:type="gramEnd"/>
-      <w:r>
-        <w:rPr>
-          <w:rFonts w:ascii="Times New Roman" w:eastAsia="微軟正黑體" w:hAnsi="Times New Roman" w:cs="Times New Roman"/>
-          <w:sz w:val="24"/>
-          <w:szCs w:val="24"/>
-          <w:lang w:eastAsia="zh-TW"/>
-        </w:rPr>
-        <w:t>散熱能力間取得平衡。</w:t>
-      </w:r>
+      <w:r>
+        <w:rPr>
+          <w:color w:val="auto"/>
+          <w:lang w:eastAsia="zh-TW"/>
+        </w:rPr>
+        <w:t>人工智慧運算需求與計算範式的轉移</w:t>
+      </w:r>
+      <w:bookmarkEnd w:id="5"/>
     </w:p>
     <w:p>
       <w:pPr>
-        <w:rPr>
-          <w:rFonts w:ascii="Times New Roman" w:eastAsia="微軟正黑體" w:hAnsi="Times New Roman" w:cs="Times New Roman"/>
-          <w:sz w:val="24"/>
-          <w:szCs w:val="24"/>
-          <w:lang w:eastAsia="zh-TW"/>
-        </w:rPr>
+        <w:pStyle w:val="Web"/>
       </w:pPr>
       <w:r>
-        <w:rPr>
-          <w:rFonts w:ascii="Times New Roman" w:eastAsia="微軟正黑體" w:hAnsi="Times New Roman" w:cs="Times New Roman"/>
-          <w:sz w:val="24"/>
-          <w:szCs w:val="24"/>
-          <w:lang w:eastAsia="zh-TW"/>
-        </w:rPr>
-        <w:t>傳統</w:t>
-      </w:r>
-      <w:proofErr w:type="gramStart"/>
-      <w:r>
-        <w:rPr>
-          <w:rFonts w:ascii="Times New Roman" w:eastAsia="微軟正黑體" w:hAnsi="Times New Roman" w:cs="Times New Roman"/>
-          <w:sz w:val="24"/>
-          <w:szCs w:val="24"/>
-          <w:lang w:eastAsia="zh-TW"/>
-        </w:rPr>
-        <w:t>矽</w:t>
-      </w:r>
-      <w:proofErr w:type="gramEnd"/>
-      <w:r>
-        <w:rPr>
-          <w:rFonts w:ascii="Times New Roman" w:eastAsia="微軟正黑體" w:hAnsi="Times New Roman" w:cs="Times New Roman"/>
-          <w:sz w:val="24"/>
-          <w:szCs w:val="24"/>
-          <w:lang w:eastAsia="zh-TW"/>
-        </w:rPr>
-        <w:t>材料雖支撐了產業發展，但在面對極端運算需求時已逐漸觸及物理極限。為了因應</w:t>
-      </w:r>
-      <w:r>
-        <w:rPr>
-          <w:rFonts w:ascii="Times New Roman" w:eastAsia="微軟正黑體" w:hAnsi="Times New Roman" w:cs="Times New Roman"/>
-          <w:sz w:val="24"/>
-          <w:szCs w:val="24"/>
-          <w:lang w:eastAsia="zh-TW"/>
-        </w:rPr>
-        <w:t xml:space="preserve"> AI </w:t>
-      </w:r>
-      <w:r>
-        <w:rPr>
-          <w:rFonts w:ascii="Times New Roman" w:eastAsia="微軟正黑體" w:hAnsi="Times New Roman" w:cs="Times New Roman"/>
-          <w:sz w:val="24"/>
-          <w:szCs w:val="24"/>
-          <w:lang w:eastAsia="zh-TW"/>
-        </w:rPr>
-        <w:t>運算的嚴苛要求，新型化合物半導體已成為研發重點：碳化矽（</w:t>
+        <w:t xml:space="preserve">隨著深度學習（Deep Learning）技術的突破，特別是在多層神經網路架構上的成功應用，全球對運算能力的渴求呈現出指數級成長。根據 Russell 與 </w:t>
       </w:r>
       <w:proofErr w:type="spellStart"/>
       <w:r>
-        <w:rPr>
-          <w:rFonts w:ascii="Times New Roman" w:eastAsia="微軟正黑體" w:hAnsi="Times New Roman" w:cs="Times New Roman"/>
-          <w:sz w:val="24"/>
-          <w:szCs w:val="24"/>
-          <w:lang w:eastAsia="zh-TW"/>
-        </w:rPr>
-        <w:t>SiC</w:t>
+        <w:t>Norvig</w:t>
       </w:r>
       <w:proofErr w:type="spellEnd"/>
       <w:r>
-        <w:rPr>
-          <w:rFonts w:ascii="Times New Roman" w:eastAsia="微軟正黑體" w:hAnsi="Times New Roman" w:cs="Times New Roman"/>
-          <w:sz w:val="24"/>
-          <w:szCs w:val="24"/>
-          <w:lang w:eastAsia="zh-TW"/>
-        </w:rPr>
-        <w:t>）具備</w:t>
-      </w:r>
-      <w:proofErr w:type="gramStart"/>
-      <w:r>
-        <w:rPr>
-          <w:rFonts w:ascii="Times New Roman" w:eastAsia="微軟正黑體" w:hAnsi="Times New Roman" w:cs="Times New Roman"/>
-          <w:sz w:val="24"/>
-          <w:szCs w:val="24"/>
-          <w:lang w:eastAsia="zh-TW"/>
-        </w:rPr>
-        <w:t>寬能隙與</w:t>
-      </w:r>
-      <w:proofErr w:type="gramEnd"/>
-      <w:r>
-        <w:rPr>
-          <w:rFonts w:ascii="Times New Roman" w:eastAsia="微軟正黑體" w:hAnsi="Times New Roman" w:cs="Times New Roman"/>
-          <w:sz w:val="24"/>
-          <w:szCs w:val="24"/>
-          <w:lang w:eastAsia="zh-TW"/>
-        </w:rPr>
-        <w:t>優良熱導率，在高功率電子應用中展現顯著優勢。氮化鎵（</w:t>
-      </w:r>
-      <w:proofErr w:type="spellStart"/>
-      <w:r>
-        <w:rPr>
-          <w:rFonts w:ascii="Times New Roman" w:eastAsia="微軟正黑體" w:hAnsi="Times New Roman" w:cs="Times New Roman"/>
-          <w:sz w:val="24"/>
-          <w:szCs w:val="24"/>
-          <w:lang w:eastAsia="zh-TW"/>
-        </w:rPr>
-        <w:t>GaN</w:t>
-      </w:r>
-      <w:proofErr w:type="spellEnd"/>
-      <w:r>
-        <w:rPr>
-          <w:rFonts w:ascii="Times New Roman" w:eastAsia="微軟正黑體" w:hAnsi="Times New Roman" w:cs="Times New Roman"/>
-          <w:sz w:val="24"/>
-          <w:szCs w:val="24"/>
-          <w:lang w:eastAsia="zh-TW"/>
-        </w:rPr>
-        <w:t>）憑藉高電子遷移率與高崩潰電壓特性，極適於建構高頻與高效率電子系統。這些先進材料的導入，能直接提升晶片的運算與能源轉換效率。</w:t>
+        <w:t xml:space="preserve"> (2021) 在其著作中的論述，當代 AI 系統的複雜度與參數規模，已遠遠超過了傳統馮·紐曼架構（Von Neumann architecture）所能輕鬆負荷的範疇。</w:t>
       </w:r>
     </w:p>
     <w:p>
       <w:pPr>
-        <w:rPr>
-          <w:rFonts w:ascii="Times New Roman" w:eastAsia="微軟正黑體" w:hAnsi="Times New Roman" w:cs="Times New Roman"/>
-          <w:sz w:val="24"/>
-          <w:szCs w:val="24"/>
-          <w:lang w:eastAsia="zh-TW"/>
-        </w:rPr>
+        <w:pStyle w:val="Web"/>
       </w:pPr>
+      <w:r>
+        <w:t>這種運算需求的激增，不僅體現在雲端資料中心的訓練任務，更延伸至自動駕駛、醫療影像辨識等需要即時推論的邊緣運算場景。為了支撐大規模矩陣運算，半導體產業正經歷一場深刻的技術典範轉移。高效能運算（HPC）晶片不再僅追求單純的時脈提升，更需在</w:t>
+      </w:r>
+      <w:r>
+        <w:rPr>
+          <w:b/>
+          <w:bCs/>
+        </w:rPr>
+        <w:t>高電子遷移率</w:t>
+      </w:r>
+      <w:r>
+        <w:t>、</w:t>
+      </w:r>
+      <w:r>
+        <w:rPr>
+          <w:b/>
+          <w:bCs/>
+        </w:rPr>
+        <w:t>低靜態</w:t>
+      </w:r>
       <w:proofErr w:type="gramStart"/>
       <w:r>
         <w:rPr>
-          <w:rFonts w:ascii="Times New Roman" w:eastAsia="微軟正黑體" w:hAnsi="Times New Roman" w:cs="Times New Roman"/>
-          <w:sz w:val="24"/>
-          <w:szCs w:val="24"/>
-          <w:lang w:eastAsia="zh-TW"/>
-        </w:rPr>
-        <w:t>此外，</w:t>
+          <w:b/>
+          <w:bCs/>
+        </w:rPr>
+        <w:t>功耗</w:t>
+      </w:r>
+      <w:r>
+        <w:t>以及</w:t>
       </w:r>
       <w:proofErr w:type="gramEnd"/>
       <w:r>
         <w:rPr>
-          <w:rFonts w:ascii="Times New Roman" w:eastAsia="微軟正黑體" w:hAnsi="Times New Roman" w:cs="Times New Roman"/>
-          <w:sz w:val="24"/>
-          <w:szCs w:val="24"/>
-          <w:lang w:eastAsia="zh-TW"/>
-        </w:rPr>
-        <w:t xml:space="preserve">AI </w:t>
-      </w:r>
-      <w:r>
-        <w:rPr>
-          <w:rFonts w:ascii="Times New Roman" w:eastAsia="微軟正黑體" w:hAnsi="Times New Roman" w:cs="Times New Roman"/>
-          <w:sz w:val="24"/>
-          <w:szCs w:val="24"/>
-          <w:lang w:eastAsia="zh-TW"/>
-        </w:rPr>
-        <w:t>晶片的架構演進同樣對材料科學提出新要求。</w:t>
-      </w:r>
-      <w:r>
-        <w:rPr>
-          <w:rFonts w:ascii="Times New Roman" w:eastAsia="微軟正黑體" w:hAnsi="Times New Roman" w:cs="Times New Roman"/>
-          <w:sz w:val="24"/>
-          <w:szCs w:val="24"/>
-          <w:lang w:eastAsia="zh-TW"/>
-        </w:rPr>
-        <w:t xml:space="preserve">Vaswani </w:t>
-      </w:r>
-      <w:r>
-        <w:rPr>
-          <w:rFonts w:ascii="Times New Roman" w:eastAsia="微軟正黑體" w:hAnsi="Times New Roman" w:cs="Times New Roman"/>
-          <w:sz w:val="24"/>
-          <w:szCs w:val="24"/>
-          <w:lang w:eastAsia="zh-TW"/>
-        </w:rPr>
-        <w:t>等人</w:t>
-      </w:r>
-      <w:r>
-        <w:rPr>
-          <w:rFonts w:ascii="Times New Roman" w:eastAsia="微軟正黑體" w:hAnsi="Times New Roman" w:cs="Times New Roman"/>
-          <w:sz w:val="24"/>
-          <w:szCs w:val="24"/>
-          <w:lang w:eastAsia="zh-TW"/>
-        </w:rPr>
-        <w:t xml:space="preserve"> (2017) </w:t>
-      </w:r>
-      <w:r>
-        <w:rPr>
-          <w:rFonts w:ascii="Times New Roman" w:eastAsia="微軟正黑體" w:hAnsi="Times New Roman" w:cs="Times New Roman"/>
-          <w:sz w:val="24"/>
-          <w:szCs w:val="24"/>
-          <w:lang w:eastAsia="zh-TW"/>
-        </w:rPr>
-        <w:t>提出的</w:t>
-      </w:r>
-      <w:r>
-        <w:rPr>
-          <w:rFonts w:ascii="Times New Roman" w:eastAsia="微軟正黑體" w:hAnsi="Times New Roman" w:cs="Times New Roman"/>
-          <w:sz w:val="24"/>
-          <w:szCs w:val="24"/>
-          <w:lang w:eastAsia="zh-TW"/>
-        </w:rPr>
-        <w:t xml:space="preserve"> Attention </w:t>
-      </w:r>
-      <w:r>
-        <w:rPr>
-          <w:rFonts w:ascii="Times New Roman" w:eastAsia="微軟正黑體" w:hAnsi="Times New Roman" w:cs="Times New Roman"/>
-          <w:sz w:val="24"/>
-          <w:szCs w:val="24"/>
-          <w:lang w:eastAsia="zh-TW"/>
-        </w:rPr>
-        <w:t>機制改變了處理數據的方式，不僅影響軟體算法，亦要求硬體提供更高速的資料傳輸與儲存能力。在</w:t>
-      </w:r>
-      <w:r>
-        <w:rPr>
-          <w:rFonts w:ascii="Times New Roman" w:eastAsia="微軟正黑體" w:hAnsi="Times New Roman" w:cs="Times New Roman"/>
-          <w:sz w:val="24"/>
-          <w:szCs w:val="24"/>
-          <w:lang w:eastAsia="zh-TW"/>
-        </w:rPr>
-        <w:t xml:space="preserve"> 3 </w:t>
-      </w:r>
-      <w:r>
-        <w:rPr>
-          <w:rFonts w:ascii="Times New Roman" w:eastAsia="微軟正黑體" w:hAnsi="Times New Roman" w:cs="Times New Roman"/>
-          <w:sz w:val="24"/>
-          <w:szCs w:val="24"/>
-          <w:lang w:eastAsia="zh-TW"/>
-        </w:rPr>
-        <w:t>奈米或</w:t>
-      </w:r>
-      <w:r>
-        <w:rPr>
-          <w:rFonts w:ascii="Times New Roman" w:eastAsia="微軟正黑體" w:hAnsi="Times New Roman" w:cs="Times New Roman"/>
-          <w:sz w:val="24"/>
-          <w:szCs w:val="24"/>
-          <w:lang w:eastAsia="zh-TW"/>
-        </w:rPr>
-        <w:t xml:space="preserve"> 2 </w:t>
-      </w:r>
-      <w:r>
-        <w:rPr>
-          <w:rFonts w:ascii="Times New Roman" w:eastAsia="微軟正黑體" w:hAnsi="Times New Roman" w:cs="Times New Roman"/>
-          <w:sz w:val="24"/>
-          <w:szCs w:val="24"/>
-          <w:lang w:eastAsia="zh-TW"/>
-        </w:rPr>
-        <w:t>奈米等先進製程推進下，精密材料控制與製造技術成為良率關鍵。正如政府政策藍圖所強調，強化</w:t>
-      </w:r>
-      <w:r>
-        <w:rPr>
-          <w:rFonts w:ascii="Times New Roman" w:eastAsia="微軟正黑體" w:hAnsi="Times New Roman" w:cs="Times New Roman"/>
-          <w:sz w:val="24"/>
-          <w:szCs w:val="24"/>
-          <w:lang w:eastAsia="zh-TW"/>
-        </w:rPr>
-        <w:t xml:space="preserve"> AI </w:t>
-      </w:r>
-      <w:r>
-        <w:rPr>
-          <w:rFonts w:ascii="Times New Roman" w:eastAsia="微軟正黑體" w:hAnsi="Times New Roman" w:cs="Times New Roman"/>
-          <w:sz w:val="24"/>
-          <w:szCs w:val="24"/>
-          <w:lang w:eastAsia="zh-TW"/>
-        </w:rPr>
-        <w:t>晶片設計中材料、製程與電路架構的共同最佳化，是維持產業競爭力的核心策略。</w:t>
+          <w:b/>
+          <w:bCs/>
+        </w:rPr>
+        <w:t>極限散熱能力</w:t>
+      </w:r>
+      <w:r>
+        <w:t>之間取得動態平衡，這促使學界與業界開始重新審視底層材料的物理極限。</w:t>
       </w:r>
     </w:p>
     <w:p>
       <w:pPr>
-        <w:rPr>
-          <w:rFonts w:ascii="Times New Roman" w:eastAsia="微軟正黑體" w:hAnsi="Times New Roman" w:cs="Times New Roman"/>
+        <w:pStyle w:val="21"/>
+        <w:rPr>
+          <w:color w:val="auto"/>
+          <w:lang w:eastAsia="zh-TW"/>
+        </w:rPr>
+      </w:pPr>
+      <w:bookmarkStart w:id="6" w:name="_Toc224939148"/>
+      <w:r>
+        <w:rPr>
+          <w:color w:val="auto"/>
+          <w:lang w:eastAsia="zh-TW"/>
+        </w:rPr>
+        <w:t>二、</w:t>
+      </w:r>
+      <w:r>
+        <w:rPr>
+          <w:color w:val="auto"/>
+          <w:lang w:eastAsia="zh-TW"/>
+        </w:rPr>
+        <w:t xml:space="preserve"> </w:t>
+      </w:r>
+      <w:r>
+        <w:rPr>
+          <w:color w:val="auto"/>
+          <w:lang w:eastAsia="zh-TW"/>
+        </w:rPr>
+        <w:t>傳統</w:t>
+      </w:r>
+      <w:proofErr w:type="gramStart"/>
+      <w:r>
+        <w:rPr>
+          <w:rFonts w:ascii="微軟正黑體" w:eastAsia="微軟正黑體" w:hAnsi="微軟正黑體" w:cs="微軟正黑體" w:hint="eastAsia"/>
+          <w:color w:val="auto"/>
+          <w:lang w:eastAsia="zh-TW"/>
+        </w:rPr>
+        <w:t>矽</w:t>
+      </w:r>
+      <w:proofErr w:type="gramEnd"/>
+      <w:r>
+        <w:rPr>
+          <w:rFonts w:hint="eastAsia"/>
+          <w:color w:val="auto"/>
+          <w:lang w:eastAsia="zh-TW"/>
+        </w:rPr>
+        <w:t>材料的物理瓶頸與新型化合物半導體的興起</w:t>
+      </w:r>
+      <w:bookmarkEnd w:id="6"/>
+    </w:p>
+    <w:p>
+      <w:pPr>
+        <w:pStyle w:val="Web"/>
+      </w:pPr>
+      <w:r>
+        <w:t>半導體產業長期以來以矽（Si）材料為基石，遵循摩爾定律（Moore's Law）持續微縮製程。然而，當電晶體尺寸逼近原子尺度時，隧道效應（Tunneling effect）與嚴重的廢熱堆積，使得</w:t>
+      </w:r>
+      <w:proofErr w:type="gramStart"/>
+      <w:r>
+        <w:t>矽</w:t>
+      </w:r>
+      <w:proofErr w:type="gramEnd"/>
+      <w:r>
+        <w:t>材料在面對 AI 運算的嚴苛要求時，逐漸觸及物理極限的邊緣。為了填補這項效能缺口，</w:t>
+      </w:r>
+      <w:proofErr w:type="gramStart"/>
+      <w:r>
+        <w:t>寬能隙（</w:t>
+      </w:r>
+      <w:proofErr w:type="gramEnd"/>
+      <w:r>
+        <w:t>Wide Bandgap, WBG）化合物半導體遂成為研究的核心戰場。</w:t>
+      </w:r>
+    </w:p>
+    <w:p>
+      <w:pPr>
+        <w:pStyle w:val="Web"/>
+        <w:numPr>
+          <w:ilvl w:val="0"/>
+          <w:numId w:val="10"/>
+        </w:numPr>
+      </w:pPr>
+      <w:bookmarkStart w:id="7" w:name="_Toc224939149"/>
+      <w:r>
+        <w:rPr>
+          <w:rStyle w:val="32"/>
+          <w:color w:val="auto"/>
+        </w:rPr>
+        <w:t>碳化</w:t>
+      </w:r>
+      <w:r>
+        <w:rPr>
+          <w:rStyle w:val="32"/>
+          <w:rFonts w:ascii="微軟正黑體" w:eastAsia="微軟正黑體" w:hAnsi="微軟正黑體" w:cs="微軟正黑體" w:hint="eastAsia"/>
+          <w:color w:val="auto"/>
+        </w:rPr>
+        <w:t>矽</w:t>
+      </w:r>
+      <w:r>
+        <w:rPr>
+          <w:rStyle w:val="32"/>
+          <w:rFonts w:ascii="MS Gothic" w:eastAsia="MS Gothic" w:hAnsi="MS Gothic" w:cs="MS Gothic" w:hint="eastAsia"/>
+          <w:color w:val="auto"/>
+        </w:rPr>
+        <w:t>（</w:t>
+      </w:r>
+      <w:proofErr w:type="spellStart"/>
+      <w:r>
+        <w:rPr>
+          <w:rStyle w:val="32"/>
+          <w:color w:val="auto"/>
+        </w:rPr>
+        <w:t>SiC</w:t>
+      </w:r>
+      <w:proofErr w:type="spellEnd"/>
+      <w:r>
+        <w:rPr>
+          <w:rStyle w:val="32"/>
+          <w:color w:val="auto"/>
+        </w:rPr>
+        <w:t>）</w:t>
+      </w:r>
+      <w:bookmarkEnd w:id="7"/>
+      <w:r>
+        <w:rPr>
           <w:b/>
           <w:bCs/>
-          <w:sz w:val="24"/>
-          <w:szCs w:val="24"/>
-          <w:lang w:eastAsia="zh-TW"/>
-        </w:rPr>
+        </w:rPr>
+        <w:t>：</w:t>
+      </w:r>
+      <w:r>
+        <w:t xml:space="preserve"> 具備</w:t>
+      </w:r>
+      <w:proofErr w:type="gramStart"/>
+      <w:r>
+        <w:t>寬能隙與</w:t>
+      </w:r>
+      <w:proofErr w:type="gramEnd"/>
+      <w:r>
+        <w:t>卓越的熱導率。在高功率電子應用中，</w:t>
+      </w:r>
+      <w:proofErr w:type="spellStart"/>
+      <w:r>
+        <w:t>SiC</w:t>
+      </w:r>
+      <w:proofErr w:type="spellEnd"/>
+      <w:r>
+        <w:t xml:space="preserve"> 能在高溫與高壓環境下維持穩定的電氣特性，這對於 AI 伺服器的電力轉換系統至關重要，能顯著減少能源損耗並縮減模組體積。</w:t>
+      </w:r>
+    </w:p>
+    <w:p>
+      <w:pPr>
+        <w:pStyle w:val="Web"/>
+        <w:numPr>
+          <w:ilvl w:val="0"/>
+          <w:numId w:val="10"/>
+        </w:numPr>
       </w:pPr>
-      <w:r>
-        <w:rPr>
-          <w:rFonts w:ascii="Times New Roman" w:eastAsia="微軟正黑體" w:hAnsi="Times New Roman" w:cs="Times New Roman"/>
-          <w:sz w:val="24"/>
-          <w:szCs w:val="24"/>
-          <w:lang w:eastAsia="zh-TW"/>
-        </w:rPr>
-        <w:t>總結而言，材料科學與電子工程的跨領域整合已成為後摩爾時代不可或缺的推動力。除了硬體效能提升，</w:t>
-      </w:r>
-      <w:r>
-        <w:rPr>
-          <w:rFonts w:ascii="Times New Roman" w:eastAsia="微軟正黑體" w:hAnsi="Times New Roman" w:cs="Times New Roman"/>
-          <w:sz w:val="24"/>
-          <w:szCs w:val="24"/>
-          <w:lang w:eastAsia="zh-TW"/>
-        </w:rPr>
-        <w:t xml:space="preserve">AI </w:t>
-      </w:r>
-      <w:r>
-        <w:rPr>
-          <w:rFonts w:ascii="Times New Roman" w:eastAsia="微軟正黑體" w:hAnsi="Times New Roman" w:cs="Times New Roman"/>
-          <w:sz w:val="24"/>
-          <w:szCs w:val="24"/>
-          <w:lang w:eastAsia="zh-TW"/>
-        </w:rPr>
-        <w:t>技術亦反饋至教育領域，推動產學深度連結與創新應用。未來，隨著新型記憶體元件的發展，材料特性與晶片架構的緊密協作，將持續為</w:t>
-      </w:r>
-      <w:r>
-        <w:rPr>
-          <w:rFonts w:ascii="Times New Roman" w:eastAsia="微軟正黑體" w:hAnsi="Times New Roman" w:cs="Times New Roman"/>
-          <w:sz w:val="24"/>
-          <w:szCs w:val="24"/>
-          <w:lang w:eastAsia="zh-TW"/>
-        </w:rPr>
-        <w:t xml:space="preserve"> AI </w:t>
-      </w:r>
-      <w:r>
-        <w:rPr>
-          <w:rFonts w:ascii="Times New Roman" w:eastAsia="微軟正黑體" w:hAnsi="Times New Roman" w:cs="Times New Roman"/>
-          <w:sz w:val="24"/>
-          <w:szCs w:val="24"/>
-          <w:lang w:eastAsia="zh-TW"/>
-        </w:rPr>
-        <w:t>運算效能提供關鍵支撐，確保人工智慧技術</w:t>
+      <w:bookmarkStart w:id="8" w:name="_Toc224939150"/>
+      <w:r>
+        <w:rPr>
+          <w:rStyle w:val="32"/>
+          <w:color w:val="auto"/>
+        </w:rPr>
+        <w:t>氮化鎵（</w:t>
+      </w:r>
+      <w:proofErr w:type="spellStart"/>
+      <w:r>
+        <w:rPr>
+          <w:rStyle w:val="32"/>
+          <w:color w:val="auto"/>
+        </w:rPr>
+        <w:t>GaN</w:t>
+      </w:r>
+      <w:proofErr w:type="spellEnd"/>
+      <w:r>
+        <w:rPr>
+          <w:rStyle w:val="32"/>
+          <w:color w:val="auto"/>
+        </w:rPr>
+        <w:t>）</w:t>
+      </w:r>
+      <w:bookmarkEnd w:id="8"/>
+      <w:r>
+        <w:rPr>
+          <w:b/>
+          <w:bCs/>
+        </w:rPr>
+        <w:t>：</w:t>
+      </w:r>
+      <w:r>
+        <w:t xml:space="preserve"> 憑藉其極高的電子遷移率與高崩潰電壓特性，</w:t>
+      </w:r>
+      <w:proofErr w:type="spellStart"/>
+      <w:r>
+        <w:t>GaN</w:t>
+      </w:r>
+      <w:proofErr w:type="spellEnd"/>
+      <w:r>
+        <w:t xml:space="preserve"> 在高頻開關應用中展現出絕對優勢。這使得硬體系統能在更高頻率下運作，進而縮小電感與電容元件的尺寸，建構出更高效率且輕量化的電子系統，直接提升了 AI 邊緣設備的能效比。</w:t>
+      </w:r>
+    </w:p>
+    <w:p>
+      <w:pPr>
+        <w:pStyle w:val="21"/>
+        <w:rPr>
+          <w:color w:val="auto"/>
+          <w:lang w:eastAsia="zh-TW"/>
+        </w:rPr>
+      </w:pPr>
+      <w:bookmarkStart w:id="9" w:name="_Toc224939151"/>
+      <w:r>
+        <w:rPr>
+          <w:color w:val="auto"/>
+          <w:lang w:eastAsia="zh-TW"/>
+        </w:rPr>
+        <w:t>三、</w:t>
+      </w:r>
+      <w:r>
+        <w:rPr>
+          <w:color w:val="auto"/>
+          <w:lang w:eastAsia="zh-TW"/>
+        </w:rPr>
+        <w:t xml:space="preserve"> </w:t>
+      </w:r>
+      <w:r>
+        <w:rPr>
+          <w:color w:val="auto"/>
+          <w:lang w:eastAsia="zh-TW"/>
+        </w:rPr>
+        <w:t>軟體演算法對硬體材料與架構的連鎖影響</w:t>
+      </w:r>
+      <w:bookmarkEnd w:id="9"/>
+    </w:p>
+    <w:p>
+      <w:pPr>
+        <w:pStyle w:val="Web"/>
+      </w:pPr>
+      <w:r>
+        <w:t xml:space="preserve">AI 晶片的演進並非孤立的硬體提升，而是受到軟體演算法深刻影響的結果。Vaswani 等人 (2017) 提出的 </w:t>
+      </w:r>
+      <w:r>
+        <w:rPr>
+          <w:b/>
+          <w:bCs/>
+        </w:rPr>
+        <w:t>Attention（注意力）機制</w:t>
+      </w:r>
+      <w:r>
+        <w:t xml:space="preserve"> 徹底改變了自然語言處理與大型語言模型（LLM）的數據處理模式。這種機制要求硬體必須具備極高吞吐量的資料傳輸能力與龐大的記憶體頻寬。</w:t>
+      </w:r>
+    </w:p>
+    <w:p>
+      <w:pPr>
+        <w:pStyle w:val="Web"/>
+      </w:pPr>
+      <w:r>
+        <w:t>當軟體層面的變革要求更高速的數據存取時，硬體層面必須從材料科學出發，解決導線延遲（Interconnect delay）與數據傳輸中的能耗問題。在邁向 3 奈米、2 奈米</w:t>
       </w:r>
       <w:proofErr w:type="gramStart"/>
       <w:r>
-        <w:rPr>
-          <w:rFonts w:ascii="Times New Roman" w:eastAsia="微軟正黑體" w:hAnsi="Times New Roman" w:cs="Times New Roman"/>
-          <w:sz w:val="24"/>
-          <w:szCs w:val="24"/>
-          <w:lang w:eastAsia="zh-TW"/>
-        </w:rPr>
-        <w:t>邁向更永續</w:t>
+        <w:t>乃至埃米</w:t>
       </w:r>
       <w:proofErr w:type="gramEnd"/>
       <w:r>
-        <w:rPr>
-          <w:rFonts w:ascii="Times New Roman" w:eastAsia="微軟正黑體" w:hAnsi="Times New Roman" w:cs="Times New Roman"/>
-          <w:sz w:val="24"/>
-          <w:szCs w:val="24"/>
-          <w:lang w:eastAsia="zh-TW"/>
-        </w:rPr>
-        <w:t>與高效的發展路徑。</w:t>
+        <w:t>（Angstrom）等級的先進製程中，精密材料的原子級控制技術（如原子層</w:t>
+      </w:r>
+      <w:proofErr w:type="gramStart"/>
+      <w:r>
+        <w:t>沉</w:t>
+      </w:r>
+      <w:proofErr w:type="gramEnd"/>
+      <w:r>
+        <w:t>積 ALD）成為決定良率與效能的關鍵指標。這證明了 AI 技術的發展，正強迫硬體工程師必須在材料、製程與電路架構之間進行「共同最佳化」（Co-optimization）。</w:t>
+      </w:r>
+    </w:p>
+    <w:p>
+      <w:pPr>
+        <w:pStyle w:val="21"/>
+        <w:rPr>
+          <w:color w:val="auto"/>
+          <w:lang w:eastAsia="zh-TW"/>
+        </w:rPr>
+      </w:pPr>
+      <w:bookmarkStart w:id="10" w:name="_Toc224939152"/>
+      <w:r>
+        <w:rPr>
+          <w:color w:val="auto"/>
+          <w:lang w:eastAsia="zh-TW"/>
+        </w:rPr>
+        <w:lastRenderedPageBreak/>
+        <w:t>四、</w:t>
+      </w:r>
+      <w:r>
+        <w:rPr>
+          <w:color w:val="auto"/>
+          <w:lang w:eastAsia="zh-TW"/>
+        </w:rPr>
+        <w:t xml:space="preserve"> </w:t>
+      </w:r>
+      <w:r>
+        <w:rPr>
+          <w:color w:val="auto"/>
+          <w:lang w:eastAsia="zh-TW"/>
+        </w:rPr>
+        <w:t>後摩爾時代的</w:t>
+      </w:r>
+      <w:r>
+        <w:rPr>
+          <w:rFonts w:ascii="微軟正黑體" w:eastAsia="微軟正黑體" w:hAnsi="微軟正黑體" w:cs="微軟正黑體" w:hint="eastAsia"/>
+          <w:color w:val="auto"/>
+          <w:lang w:eastAsia="zh-TW"/>
+        </w:rPr>
+        <w:t>產</w:t>
+      </w:r>
+      <w:r>
+        <w:rPr>
+          <w:rFonts w:ascii="MS Gothic" w:eastAsia="MS Gothic" w:hAnsi="MS Gothic" w:cs="MS Gothic" w:hint="eastAsia"/>
+          <w:color w:val="auto"/>
+          <w:lang w:eastAsia="zh-TW"/>
+        </w:rPr>
+        <w:t>學整合與永續發展展望</w:t>
+      </w:r>
+      <w:bookmarkEnd w:id="10"/>
+    </w:p>
+    <w:p>
+      <w:pPr>
+        <w:pStyle w:val="Web"/>
+      </w:pPr>
+      <w:r>
+        <w:t>總結而言，材料科學與電子工程的跨領域整合，已成為後摩爾時代推動技術前行不可或缺的動力。這種技術反饋不僅發生在實驗室中，也深刻影響了高等教育體系。現今的教育趨勢愈發強調</w:t>
+      </w:r>
+      <w:proofErr w:type="gramStart"/>
+      <w:r>
+        <w:t>產學深層</w:t>
+      </w:r>
+      <w:proofErr w:type="gramEnd"/>
+      <w:r>
+        <w:t>連結，讓學生在掌握基礎熱力學、</w:t>
+      </w:r>
+      <w:proofErr w:type="gramStart"/>
+      <w:r>
+        <w:t>相圖分析</w:t>
+      </w:r>
+      <w:proofErr w:type="gramEnd"/>
+      <w:r>
+        <w:t>等材料科學核心理論的同時，亦能理解 AI 晶片設計的實際需求。</w:t>
+      </w:r>
+    </w:p>
+    <w:p>
+      <w:pPr>
+        <w:pStyle w:val="Web"/>
+      </w:pPr>
+      <w:r>
+        <w:t>展望未來，隨著新型記憶體元件（如磁阻式隨機存取記憶體 MRAM、阻變隨機存取記憶體 RRAM）的成熟，材料特性的微觀調控將與晶片架構的宏觀設計更加緊密協作。這不僅是為了追求計算速度的極致，更是為了確保人工智慧技術在邁向普及化的過程中，能兼顧能源利用的高效性與環境的永續性，為人類文明提供更強大且綠色</w:t>
+      </w:r>
+      <w:proofErr w:type="gramStart"/>
+      <w:r>
+        <w:t>的算力支撐</w:t>
+      </w:r>
+      <w:proofErr w:type="gramEnd"/>
+      <w:r>
+        <w:t>。</w:t>
       </w:r>
     </w:p>
     <w:p>
@@ -2957,7 +3577,7 @@
           <w:lang w:eastAsia="zh-TW"/>
         </w:rPr>
       </w:pPr>
-      <w:bookmarkStart w:id="5" w:name="_Toc223719308"/>
+      <w:bookmarkStart w:id="11" w:name="_Toc224939153"/>
       <w:r>
         <w:rPr>
           <w:rFonts w:ascii="Times New Roman" w:eastAsia="微軟正黑體" w:hAnsi="Times New Roman" w:cs="Times New Roman"/>
@@ -2969,7 +3589,7 @@
         <w:lastRenderedPageBreak/>
         <w:t>研究方法或系統架構</w:t>
       </w:r>
-      <w:bookmarkEnd w:id="5"/>
+      <w:bookmarkEnd w:id="11"/>
     </w:p>
     <w:p>
       <w:pPr>
@@ -3041,15 +3661,26 @@
     <w:p>
       <w:pPr>
         <w:jc w:val="center"/>
+        <w:rPr>
+          <w:lang w:eastAsia="zh-TW"/>
+        </w:rPr>
       </w:pPr>
       <w:r>
         <w:rPr>
           <w:noProof/>
         </w:rPr>
         <w:drawing>
-          <wp:inline distT="0" distB="0" distL="0" distR="0" wp14:anchorId="3331A2D4" wp14:editId="59DA5AF1">
+          <wp:anchor distT="0" distB="0" distL="114300" distR="114300" simplePos="0" relativeHeight="251658240" behindDoc="0" locked="0" layoutInCell="1" allowOverlap="1" wp14:anchorId="3331A2D4" wp14:editId="54020982">
+            <wp:simplePos x="0" y="0"/>
+            <wp:positionH relativeFrom="column">
+              <wp:posOffset>27478</wp:posOffset>
+            </wp:positionH>
+            <wp:positionV relativeFrom="paragraph">
+              <wp:posOffset>76200</wp:posOffset>
+            </wp:positionV>
             <wp:extent cx="3657600" cy="2743200"/>
             <wp:effectExtent l="0" t="0" r="0" b="0"/>
+            <wp:wrapSquare wrapText="bothSides"/>
             <wp:docPr id="1" name="Picture 1"/>
             <wp:cNvGraphicFramePr>
               <a:graphicFrameLocks xmlns:a="http://schemas.openxmlformats.org/drawingml/2006/main" noChangeAspect="1"/>
@@ -3079,12 +3710,81 @@
                 </pic:pic>
               </a:graphicData>
             </a:graphic>
-          </wp:inline>
+          </wp:anchor>
         </w:drawing>
       </w:r>
-      <w:r>
-        <w:br w:type="textWrapping" w:clear="all"/>
-      </w:r>
+    </w:p>
+    <w:p>
+      <w:pPr>
+        <w:jc w:val="center"/>
+        <w:rPr>
+          <w:rFonts w:eastAsia="新細明體"/>
+          <w:lang w:eastAsia="zh-TW"/>
+        </w:rPr>
+      </w:pPr>
+    </w:p>
+    <w:p>
+      <w:pPr>
+        <w:jc w:val="center"/>
+        <w:rPr>
+          <w:rFonts w:eastAsia="新細明體"/>
+          <w:lang w:eastAsia="zh-TW"/>
+        </w:rPr>
+      </w:pPr>
+    </w:p>
+    <w:p>
+      <w:pPr>
+        <w:jc w:val="center"/>
+        <w:rPr>
+          <w:rFonts w:eastAsia="新細明體"/>
+          <w:lang w:eastAsia="zh-TW"/>
+        </w:rPr>
+      </w:pPr>
+    </w:p>
+    <w:p>
+      <w:pPr>
+        <w:jc w:val="center"/>
+        <w:rPr>
+          <w:rFonts w:eastAsia="新細明體"/>
+          <w:lang w:eastAsia="zh-TW"/>
+        </w:rPr>
+      </w:pPr>
+    </w:p>
+    <w:p>
+      <w:pPr>
+        <w:jc w:val="center"/>
+        <w:rPr>
+          <w:rFonts w:eastAsia="新細明體"/>
+          <w:lang w:eastAsia="zh-TW"/>
+        </w:rPr>
+      </w:pPr>
+    </w:p>
+    <w:p>
+      <w:pPr>
+        <w:jc w:val="center"/>
+        <w:rPr>
+          <w:rFonts w:eastAsia="新細明體"/>
+          <w:lang w:eastAsia="zh-TW"/>
+        </w:rPr>
+      </w:pPr>
+    </w:p>
+    <w:p>
+      <w:pPr>
+        <w:jc w:val="center"/>
+        <w:rPr>
+          <w:rFonts w:eastAsia="新細明體"/>
+          <w:lang w:eastAsia="zh-TW"/>
+        </w:rPr>
+      </w:pPr>
+    </w:p>
+    <w:p>
+      <w:pPr>
+        <w:jc w:val="center"/>
+        <w:rPr>
+          <w:rFonts w:eastAsia="新細明體" w:hint="eastAsia"/>
+          <w:lang w:eastAsia="zh-TW"/>
+        </w:rPr>
+      </w:pPr>
     </w:p>
     <w:p>
       <w:pPr>
@@ -3098,8 +3798,8 @@
           <w:lang w:eastAsia="zh-TW"/>
         </w:rPr>
       </w:pPr>
-      <w:bookmarkStart w:id="6" w:name="_Toc223719122"/>
-      <w:bookmarkStart w:id="7" w:name="_Toc223719963"/>
+      <w:bookmarkStart w:id="12" w:name="_Toc223719122"/>
+      <w:bookmarkStart w:id="13" w:name="_Toc223719963"/>
       <w:r>
         <w:rPr>
           <w:rFonts w:hint="eastAsia"/>
@@ -3272,23 +3972,25 @@
         </w:rPr>
         <w:t>晶片運算架構示意圖</w:t>
       </w:r>
-      <w:bookmarkEnd w:id="6"/>
-      <w:bookmarkEnd w:id="7"/>
+      <w:bookmarkEnd w:id="12"/>
+      <w:bookmarkEnd w:id="13"/>
     </w:p>
     <w:p>
       <w:pPr>
-        <w:keepNext/>
-        <w:spacing w:after="400"/>
-        <w:jc w:val="center"/>
+        <w:rPr>
+          <w:rFonts w:ascii="微軟正黑體" w:eastAsia="新細明體" w:hAnsi="微軟正黑體"/>
+          <w:sz w:val="24"/>
+          <w:szCs w:val="24"/>
+          <w:lang w:eastAsia="zh-TW"/>
+        </w:rPr>
       </w:pPr>
       <w:r>
         <w:rPr>
-          <w:rFonts w:ascii="Times New Roman" w:eastAsia="微軟正黑體" w:hAnsi="Times New Roman" w:cs="Times New Roman"/>
           <w:noProof/>
         </w:rPr>
         <w:drawing>
-          <wp:inline distT="0" distB="0" distL="0" distR="0" wp14:anchorId="4CE80C8F" wp14:editId="7D36B279">
-            <wp:extent cx="3657600" cy="2743200"/>
+          <wp:inline distT="0" distB="0" distL="0" distR="0" wp14:anchorId="4CE80C8F" wp14:editId="6AC9DDCF">
+            <wp:extent cx="3285067" cy="2463800"/>
             <wp:effectExtent l="0" t="0" r="0" b="0"/>
             <wp:docPr id="2" name="Picture 2"/>
             <wp:cNvGraphicFramePr>
@@ -3310,7 +4012,7 @@
                   <pic:spPr>
                     <a:xfrm>
                       <a:off x="0" y="0"/>
-                      <a:ext cx="3657600" cy="2743200"/>
+                      <a:ext cx="3287732" cy="2465799"/>
                     </a:xfrm>
                     <a:prstGeom prst="rect">
                       <a:avLst/>
@@ -3322,28 +4024,20 @@
           </wp:inline>
         </w:drawing>
       </w:r>
-    </w:p>
-    <w:p>
-      <w:pPr>
-        <w:pStyle w:val="af7"/>
-        <w:rPr>
-          <w:rFonts w:ascii="微軟正黑體" w:eastAsia="微軟正黑體" w:hAnsi="微軟正黑體" w:cs="Times New Roman"/>
-          <w:b w:val="0"/>
-          <w:bCs w:val="0"/>
-          <w:color w:val="auto"/>
+      <w:bookmarkStart w:id="14" w:name="_Toc223719123"/>
+      <w:bookmarkStart w:id="15" w:name="_Toc223719964"/>
+      <w:r>
+        <w:rPr>
+          <w:rFonts w:ascii="微軟正黑體" w:eastAsia="新細明體" w:hAnsi="微軟正黑體"/>
           <w:sz w:val="24"/>
           <w:szCs w:val="24"/>
           <w:lang w:eastAsia="zh-TW"/>
         </w:rPr>
-      </w:pPr>
-      <w:bookmarkStart w:id="8" w:name="_Toc223719123"/>
-      <w:bookmarkStart w:id="9" w:name="_Toc223719964"/>
+        <w:br/>
+      </w:r>
       <w:r>
         <w:rPr>
           <w:rFonts w:ascii="微軟正黑體" w:eastAsia="微軟正黑體" w:hAnsi="微軟正黑體" w:hint="eastAsia"/>
-          <w:b w:val="0"/>
-          <w:bCs w:val="0"/>
-          <w:color w:val="auto"/>
           <w:sz w:val="24"/>
           <w:szCs w:val="24"/>
           <w:lang w:eastAsia="zh-TW"/>
@@ -3353,9 +4047,8 @@
       <w:r>
         <w:rPr>
           <w:rFonts w:ascii="微軟正黑體" w:eastAsia="微軟正黑體" w:hAnsi="微軟正黑體"/>
-          <w:b w:val="0"/>
-          <w:bCs w:val="0"/>
-          <w:color w:val="auto"/>
+          <w:b/>
+          <w:bCs/>
           <w:sz w:val="24"/>
           <w:szCs w:val="24"/>
         </w:rPr>
@@ -3364,9 +4057,6 @@
       <w:r>
         <w:rPr>
           <w:rFonts w:ascii="微軟正黑體" w:eastAsia="微軟正黑體" w:hAnsi="微軟正黑體"/>
-          <w:b w:val="0"/>
-          <w:bCs w:val="0"/>
-          <w:color w:val="auto"/>
           <w:sz w:val="24"/>
           <w:szCs w:val="24"/>
           <w:lang w:eastAsia="zh-TW"/>
@@ -3376,9 +4066,6 @@
       <w:r>
         <w:rPr>
           <w:rFonts w:ascii="微軟正黑體" w:eastAsia="微軟正黑體" w:hAnsi="微軟正黑體" w:hint="eastAsia"/>
-          <w:b w:val="0"/>
-          <w:bCs w:val="0"/>
-          <w:color w:val="auto"/>
           <w:sz w:val="24"/>
           <w:szCs w:val="24"/>
           <w:lang w:eastAsia="zh-TW"/>
@@ -3388,9 +4075,6 @@
       <w:r>
         <w:rPr>
           <w:rFonts w:ascii="微軟正黑體" w:eastAsia="微軟正黑體" w:hAnsi="微軟正黑體"/>
-          <w:b w:val="0"/>
-          <w:bCs w:val="0"/>
-          <w:color w:val="auto"/>
           <w:sz w:val="24"/>
           <w:szCs w:val="24"/>
           <w:lang w:eastAsia="zh-TW"/>
@@ -3400,9 +4084,8 @@
       <w:r>
         <w:rPr>
           <w:rFonts w:ascii="微軟正黑體" w:eastAsia="微軟正黑體" w:hAnsi="微軟正黑體"/>
-          <w:b w:val="0"/>
-          <w:bCs w:val="0"/>
-          <w:color w:val="auto"/>
+          <w:b/>
+          <w:bCs/>
           <w:sz w:val="24"/>
           <w:szCs w:val="24"/>
         </w:rPr>
@@ -3411,10 +4094,7 @@
       <w:r>
         <w:rPr>
           <w:rFonts w:ascii="微軟正黑體" w:eastAsia="微軟正黑體" w:hAnsi="微軟正黑體"/>
-          <w:b w:val="0"/>
-          <w:bCs w:val="0"/>
           <w:noProof/>
-          <w:color w:val="auto"/>
           <w:sz w:val="24"/>
           <w:szCs w:val="24"/>
           <w:lang w:eastAsia="zh-TW"/>
@@ -3424,9 +4104,8 @@
       <w:r>
         <w:rPr>
           <w:rFonts w:ascii="微軟正黑體" w:eastAsia="微軟正黑體" w:hAnsi="微軟正黑體"/>
-          <w:b w:val="0"/>
-          <w:bCs w:val="0"/>
-          <w:color w:val="auto"/>
+          <w:b/>
+          <w:bCs/>
           <w:sz w:val="24"/>
           <w:szCs w:val="24"/>
         </w:rPr>
@@ -3435,9 +4114,6 @@
       <w:r>
         <w:rPr>
           <w:rFonts w:ascii="微軟正黑體" w:eastAsia="微軟正黑體" w:hAnsi="微軟正黑體" w:hint="eastAsia"/>
-          <w:b w:val="0"/>
-          <w:bCs w:val="0"/>
-          <w:color w:val="auto"/>
           <w:sz w:val="24"/>
           <w:szCs w:val="24"/>
           <w:lang w:eastAsia="zh-TW"/>
@@ -3448,9 +4124,6 @@
       <w:r>
         <w:rPr>
           <w:rFonts w:ascii="微軟正黑體" w:eastAsia="微軟正黑體" w:hAnsi="微軟正黑體" w:hint="eastAsia"/>
-          <w:b w:val="0"/>
-          <w:bCs w:val="0"/>
-          <w:color w:val="auto"/>
           <w:sz w:val="24"/>
           <w:szCs w:val="24"/>
           <w:lang w:eastAsia="zh-TW"/>
@@ -3461,23 +4134,19 @@
       <w:r>
         <w:rPr>
           <w:rFonts w:ascii="微軟正黑體" w:eastAsia="微軟正黑體" w:hAnsi="微軟正黑體" w:hint="eastAsia"/>
-          <w:b w:val="0"/>
-          <w:bCs w:val="0"/>
-          <w:color w:val="auto"/>
           <w:sz w:val="24"/>
           <w:szCs w:val="24"/>
           <w:lang w:eastAsia="zh-TW"/>
         </w:rPr>
         <w:t>圖</w:t>
       </w:r>
-      <w:bookmarkEnd w:id="8"/>
-      <w:bookmarkEnd w:id="9"/>
+      <w:bookmarkEnd w:id="14"/>
+      <w:bookmarkEnd w:id="15"/>
     </w:p>
     <w:p>
       <w:pPr>
         <w:keepNext/>
         <w:spacing w:after="400"/>
-        <w:jc w:val="center"/>
         <w:rPr>
           <w:lang w:eastAsia="zh-TW"/>
         </w:rPr>
@@ -3524,18 +4193,132 @@
           </wp:inline>
         </w:drawing>
       </w:r>
-      <w:r>
-        <w:rPr>
-          <w:lang w:eastAsia="zh-TW"/>
-        </w:rPr>
-        <w:br w:type="textWrapping" w:clear="all"/>
-      </w:r>
+      <w:bookmarkStart w:id="16" w:name="_Toc223719124"/>
+      <w:bookmarkStart w:id="17" w:name="_Toc223719965"/>
+      <w:r>
+        <w:rPr>
+          <w:rFonts w:eastAsia="新細明體"/>
+          <w:lang w:eastAsia="zh-TW"/>
+        </w:rPr>
+        <w:br/>
+      </w:r>
+      <w:r>
+        <w:rPr>
+          <w:rFonts w:ascii="微軟正黑體" w:eastAsia="微軟正黑體" w:hAnsi="微軟正黑體" w:hint="eastAsia"/>
+          <w:sz w:val="24"/>
+          <w:szCs w:val="24"/>
+          <w:lang w:eastAsia="zh-TW"/>
+        </w:rPr>
+        <w:t xml:space="preserve">圖 </w:t>
+      </w:r>
+      <w:r>
+        <w:rPr>
+          <w:rFonts w:ascii="微軟正黑體" w:eastAsia="微軟正黑體" w:hAnsi="微軟正黑體"/>
+          <w:b/>
+          <w:bCs/>
+          <w:sz w:val="24"/>
+          <w:szCs w:val="24"/>
+        </w:rPr>
+        <w:fldChar w:fldCharType="begin"/>
+      </w:r>
+      <w:r>
+        <w:rPr>
+          <w:rFonts w:ascii="微軟正黑體" w:eastAsia="微軟正黑體" w:hAnsi="微軟正黑體"/>
+          <w:sz w:val="24"/>
+          <w:szCs w:val="24"/>
+          <w:lang w:eastAsia="zh-TW"/>
+        </w:rPr>
+        <w:instrText xml:space="preserve"> </w:instrText>
+      </w:r>
+      <w:r>
+        <w:rPr>
+          <w:rFonts w:ascii="微軟正黑體" w:eastAsia="微軟正黑體" w:hAnsi="微軟正黑體" w:hint="eastAsia"/>
+          <w:sz w:val="24"/>
+          <w:szCs w:val="24"/>
+          <w:lang w:eastAsia="zh-TW"/>
+        </w:rPr>
+        <w:instrText>SEQ 圖 \* ARABIC</w:instrText>
+      </w:r>
+      <w:r>
+        <w:rPr>
+          <w:rFonts w:ascii="微軟正黑體" w:eastAsia="微軟正黑體" w:hAnsi="微軟正黑體"/>
+          <w:sz w:val="24"/>
+          <w:szCs w:val="24"/>
+          <w:lang w:eastAsia="zh-TW"/>
+        </w:rPr>
+        <w:instrText xml:space="preserve"> </w:instrText>
+      </w:r>
+      <w:r>
+        <w:rPr>
+          <w:rFonts w:ascii="微軟正黑體" w:eastAsia="微軟正黑體" w:hAnsi="微軟正黑體"/>
+          <w:b/>
+          <w:bCs/>
+          <w:sz w:val="24"/>
+          <w:szCs w:val="24"/>
+        </w:rPr>
+        <w:fldChar w:fldCharType="separate"/>
+      </w:r>
+      <w:r>
+        <w:rPr>
+          <w:rFonts w:ascii="微軟正黑體" w:eastAsia="微軟正黑體" w:hAnsi="微軟正黑體"/>
+          <w:noProof/>
+          <w:sz w:val="24"/>
+          <w:szCs w:val="24"/>
+          <w:lang w:eastAsia="zh-TW"/>
+        </w:rPr>
+        <w:t>3</w:t>
+      </w:r>
+      <w:r>
+        <w:rPr>
+          <w:rFonts w:ascii="微軟正黑體" w:eastAsia="微軟正黑體" w:hAnsi="微軟正黑體"/>
+          <w:b/>
+          <w:bCs/>
+          <w:sz w:val="24"/>
+          <w:szCs w:val="24"/>
+        </w:rPr>
+        <w:fldChar w:fldCharType="end"/>
+      </w:r>
+      <w:r>
+        <w:rPr>
+          <w:rFonts w:ascii="微軟正黑體" w:eastAsia="微軟正黑體" w:hAnsi="微軟正黑體" w:hint="eastAsia"/>
+          <w:sz w:val="24"/>
+          <w:szCs w:val="24"/>
+          <w:lang w:eastAsia="zh-TW"/>
+        </w:rPr>
+        <w:t>半導體材料熱導率比較圖</w:t>
+      </w:r>
+      <w:bookmarkEnd w:id="16"/>
+      <w:bookmarkEnd w:id="17"/>
+    </w:p>
+    <w:p>
+      <w:pPr>
+        <w:spacing w:after="400"/>
+        <w:jc w:val="center"/>
+        <w:rPr>
+          <w:rFonts w:ascii="Times New Roman" w:eastAsia="微軟正黑體" w:hAnsi="Times New Roman" w:cs="Times New Roman"/>
+          <w:sz w:val="24"/>
+          <w:szCs w:val="24"/>
+          <w:lang w:eastAsia="zh-TW"/>
+        </w:rPr>
+      </w:pPr>
+    </w:p>
+    <w:p>
+      <w:pPr>
+        <w:spacing w:after="400"/>
+        <w:rPr>
+          <w:rFonts w:ascii="Times New Roman" w:eastAsia="微軟正黑體" w:hAnsi="Times New Roman" w:cs="Times New Roman"/>
+          <w:sz w:val="24"/>
+          <w:szCs w:val="24"/>
+          <w:lang w:eastAsia="zh-TW"/>
+        </w:rPr>
+      </w:pPr>
     </w:p>
     <w:p>
       <w:pPr>
         <w:pStyle w:val="af7"/>
-        <w:rPr>
-          <w:rFonts w:ascii="微軟正黑體" w:eastAsia="微軟正黑體" w:hAnsi="微軟正黑體" w:cs="Times New Roman"/>
+        <w:keepNext/>
+        <w:rPr>
+          <w:rFonts w:ascii="微軟正黑體" w:eastAsia="微軟正黑體" w:hAnsi="微軟正黑體"/>
           <w:b w:val="0"/>
           <w:bCs w:val="0"/>
           <w:color w:val="auto"/>
@@ -3544,8 +4327,7 @@
           <w:lang w:eastAsia="zh-TW"/>
         </w:rPr>
       </w:pPr>
-      <w:bookmarkStart w:id="10" w:name="_Toc223719124"/>
-      <w:bookmarkStart w:id="11" w:name="_Toc223719965"/>
+      <w:bookmarkStart w:id="18" w:name="_Toc223719139"/>
       <w:r>
         <w:rPr>
           <w:rFonts w:ascii="微軟正黑體" w:eastAsia="微軟正黑體" w:hAnsi="微軟正黑體" w:hint="eastAsia"/>
@@ -3556,7 +4338,7 @@
           <w:szCs w:val="24"/>
           <w:lang w:eastAsia="zh-TW"/>
         </w:rPr>
-        <w:t xml:space="preserve">圖 </w:t>
+        <w:t xml:space="preserve">表 </w:t>
       </w:r>
       <w:r>
         <w:rPr>
@@ -3591,7 +4373,7 @@
           <w:szCs w:val="24"/>
           <w:lang w:eastAsia="zh-TW"/>
         </w:rPr>
-        <w:instrText>SEQ 圖 \* ARABIC</w:instrText>
+        <w:instrText>SEQ 表 \* ARABIC</w:instrText>
       </w:r>
       <w:r>
         <w:rPr>
@@ -3627,7 +4409,7 @@
           <w:szCs w:val="24"/>
           <w:lang w:eastAsia="zh-TW"/>
         </w:rPr>
-        <w:t>3</w:t>
+        <w:t>1</w:t>
       </w:r>
       <w:r>
         <w:rPr>
@@ -3650,156 +4432,9 @@
           <w:szCs w:val="24"/>
           <w:lang w:eastAsia="zh-TW"/>
         </w:rPr>
-        <w:t>半導體材料熱導率比較圖</w:t>
-      </w:r>
-      <w:bookmarkEnd w:id="10"/>
-      <w:bookmarkEnd w:id="11"/>
-    </w:p>
-    <w:p>
-      <w:pPr>
-        <w:spacing w:after="400"/>
-        <w:jc w:val="center"/>
-        <w:rPr>
-          <w:rFonts w:ascii="Times New Roman" w:eastAsia="微軟正黑體" w:hAnsi="Times New Roman" w:cs="Times New Roman"/>
-          <w:sz w:val="24"/>
-          <w:szCs w:val="24"/>
-          <w:lang w:eastAsia="zh-TW"/>
-        </w:rPr>
-      </w:pPr>
-    </w:p>
-    <w:p>
-      <w:pPr>
-        <w:spacing w:after="400"/>
-        <w:rPr>
-          <w:rFonts w:ascii="Times New Roman" w:eastAsia="微軟正黑體" w:hAnsi="Times New Roman" w:cs="Times New Roman"/>
-          <w:sz w:val="24"/>
-          <w:szCs w:val="24"/>
-          <w:lang w:eastAsia="zh-TW"/>
-        </w:rPr>
-      </w:pPr>
-    </w:p>
-    <w:p>
-      <w:pPr>
-        <w:pStyle w:val="af7"/>
-        <w:keepNext/>
-        <w:rPr>
-          <w:rFonts w:ascii="微軟正黑體" w:eastAsia="微軟正黑體" w:hAnsi="微軟正黑體"/>
-          <w:b w:val="0"/>
-          <w:bCs w:val="0"/>
-          <w:color w:val="auto"/>
-          <w:sz w:val="24"/>
-          <w:szCs w:val="24"/>
-          <w:lang w:eastAsia="zh-TW"/>
-        </w:rPr>
-      </w:pPr>
-      <w:bookmarkStart w:id="12" w:name="_Toc223719139"/>
-      <w:r>
-        <w:rPr>
-          <w:rFonts w:ascii="微軟正黑體" w:eastAsia="微軟正黑體" w:hAnsi="微軟正黑體" w:hint="eastAsia"/>
-          <w:b w:val="0"/>
-          <w:bCs w:val="0"/>
-          <w:color w:val="auto"/>
-          <w:sz w:val="24"/>
-          <w:szCs w:val="24"/>
-          <w:lang w:eastAsia="zh-TW"/>
-        </w:rPr>
-        <w:t xml:space="preserve">表 </w:t>
-      </w:r>
-      <w:r>
-        <w:rPr>
-          <w:rFonts w:ascii="微軟正黑體" w:eastAsia="微軟正黑體" w:hAnsi="微軟正黑體"/>
-          <w:b w:val="0"/>
-          <w:bCs w:val="0"/>
-          <w:color w:val="auto"/>
-          <w:sz w:val="24"/>
-          <w:szCs w:val="24"/>
-        </w:rPr>
-        <w:fldChar w:fldCharType="begin"/>
-      </w:r>
-      <w:r>
-        <w:rPr>
-          <w:rFonts w:ascii="微軟正黑體" w:eastAsia="微軟正黑體" w:hAnsi="微軟正黑體"/>
-          <w:b w:val="0"/>
-          <w:bCs w:val="0"/>
-          <w:color w:val="auto"/>
-          <w:sz w:val="24"/>
-          <w:szCs w:val="24"/>
-          <w:lang w:eastAsia="zh-TW"/>
-        </w:rPr>
-        <w:instrText xml:space="preserve"> </w:instrText>
-      </w:r>
-      <w:r>
-        <w:rPr>
-          <w:rFonts w:ascii="微軟正黑體" w:eastAsia="微軟正黑體" w:hAnsi="微軟正黑體" w:hint="eastAsia"/>
-          <w:b w:val="0"/>
-          <w:bCs w:val="0"/>
-          <w:color w:val="auto"/>
-          <w:sz w:val="24"/>
-          <w:szCs w:val="24"/>
-          <w:lang w:eastAsia="zh-TW"/>
-        </w:rPr>
-        <w:instrText>SEQ 表 \* ARABIC</w:instrText>
-      </w:r>
-      <w:r>
-        <w:rPr>
-          <w:rFonts w:ascii="微軟正黑體" w:eastAsia="微軟正黑體" w:hAnsi="微軟正黑體"/>
-          <w:b w:val="0"/>
-          <w:bCs w:val="0"/>
-          <w:color w:val="auto"/>
-          <w:sz w:val="24"/>
-          <w:szCs w:val="24"/>
-          <w:lang w:eastAsia="zh-TW"/>
-        </w:rPr>
-        <w:instrText xml:space="preserve"> </w:instrText>
-      </w:r>
-      <w:r>
-        <w:rPr>
-          <w:rFonts w:ascii="微軟正黑體" w:eastAsia="微軟正黑體" w:hAnsi="微軟正黑體"/>
-          <w:b w:val="0"/>
-          <w:bCs w:val="0"/>
-          <w:color w:val="auto"/>
-          <w:sz w:val="24"/>
-          <w:szCs w:val="24"/>
-        </w:rPr>
-        <w:fldChar w:fldCharType="separate"/>
-      </w:r>
-      <w:r>
-        <w:rPr>
-          <w:rFonts w:ascii="微軟正黑體" w:eastAsia="微軟正黑體" w:hAnsi="微軟正黑體"/>
-          <w:b w:val="0"/>
-          <w:bCs w:val="0"/>
-          <w:noProof/>
-          <w:color w:val="auto"/>
-          <w:sz w:val="24"/>
-          <w:szCs w:val="24"/>
-          <w:lang w:eastAsia="zh-TW"/>
-        </w:rPr>
-        <w:t>1</w:t>
-      </w:r>
-      <w:r>
-        <w:rPr>
-          <w:rFonts w:ascii="微軟正黑體" w:eastAsia="微軟正黑體" w:hAnsi="微軟正黑體"/>
-          <w:b w:val="0"/>
-          <w:bCs w:val="0"/>
-          <w:color w:val="auto"/>
-          <w:sz w:val="24"/>
-          <w:szCs w:val="24"/>
-        </w:rPr>
-        <w:fldChar w:fldCharType="end"/>
-      </w:r>
-      <w:r>
-        <w:rPr>
-          <w:rFonts w:ascii="微軟正黑體" w:eastAsia="微軟正黑體" w:hAnsi="微軟正黑體" w:hint="eastAsia"/>
-          <w:b w:val="0"/>
-          <w:bCs w:val="0"/>
-          <w:color w:val="auto"/>
-          <w:sz w:val="24"/>
-          <w:szCs w:val="24"/>
-          <w:lang w:eastAsia="zh-TW"/>
-        </w:rPr>
         <w:t>半導體材料基本性質比較</w:t>
       </w:r>
-      <w:bookmarkEnd w:id="12"/>
+      <w:bookmarkEnd w:id="18"/>
     </w:p>
     <w:tbl>
       <w:tblPr>
@@ -4224,7 +4859,7 @@
           <w:lang w:eastAsia="zh-TW"/>
         </w:rPr>
       </w:pPr>
-      <w:bookmarkStart w:id="13" w:name="_Toc223719140"/>
+      <w:bookmarkStart w:id="19" w:name="_Toc223719140"/>
       <w:r>
         <w:rPr>
           <w:rFonts w:hint="eastAsia"/>
@@ -4235,7 +4870,6 @@
           <w:szCs w:val="24"/>
           <w:lang w:eastAsia="zh-TW"/>
         </w:rPr>
-        <w:lastRenderedPageBreak/>
         <w:t>表</w:t>
       </w:r>
       <w:r>
@@ -4362,7 +4996,7 @@
         </w:rPr>
         <w:t>半導體材料基本性質比較</w:t>
       </w:r>
-      <w:bookmarkEnd w:id="13"/>
+      <w:bookmarkEnd w:id="19"/>
     </w:p>
     <w:tbl>
       <w:tblPr>
@@ -4513,6 +5147,7 @@
                 <w:sz w:val="28"/>
                 <w:szCs w:val="28"/>
               </w:rPr>
+              <w:lastRenderedPageBreak/>
               <w:t>Silicon (Si)</w:t>
             </w:r>
           </w:p>
@@ -4767,7 +5402,7 @@
           <w:lang w:eastAsia="zh-TW"/>
         </w:rPr>
       </w:pPr>
-      <w:bookmarkStart w:id="14" w:name="_Toc223719141"/>
+      <w:bookmarkStart w:id="20" w:name="_Toc223719141"/>
       <w:r>
         <w:rPr>
           <w:rFonts w:hint="eastAsia"/>
@@ -4904,7 +5539,7 @@
         </w:rPr>
         <w:t>半導體材料基本性質比較</w:t>
       </w:r>
-      <w:bookmarkEnd w:id="14"/>
+      <w:bookmarkEnd w:id="20"/>
     </w:p>
     <w:tbl>
       <w:tblPr>
@@ -5322,7 +5957,7 @@
           <w:szCs w:val="32"/>
         </w:rPr>
       </w:pPr>
-      <w:bookmarkStart w:id="15" w:name="_Toc223719309"/>
+      <w:bookmarkStart w:id="21" w:name="_Toc224939154"/>
       <w:proofErr w:type="spellStart"/>
       <w:r>
         <w:rPr>
@@ -5334,7 +5969,7 @@
         <w:lastRenderedPageBreak/>
         <w:t>結果與討論</w:t>
       </w:r>
-      <w:bookmarkEnd w:id="15"/>
+      <w:bookmarkEnd w:id="21"/>
       <w:proofErr w:type="spellEnd"/>
     </w:p>
     <w:p>
@@ -5621,7 +6256,7 @@
           <w:lang w:eastAsia="zh-TW"/>
         </w:rPr>
       </w:pPr>
-      <w:bookmarkStart w:id="16" w:name="_Toc223719310"/>
+      <w:bookmarkStart w:id="22" w:name="_Toc224939155"/>
       <w:r>
         <w:rPr>
           <w:rFonts w:ascii="Times New Roman" w:eastAsia="微軟正黑體" w:hAnsi="Times New Roman" w:cs="Times New Roman"/>
@@ -5633,7 +6268,7 @@
         <w:lastRenderedPageBreak/>
         <w:t>結論與建議</w:t>
       </w:r>
-      <w:bookmarkEnd w:id="16"/>
+      <w:bookmarkEnd w:id="22"/>
     </w:p>
     <w:p>
       <w:pPr>
@@ -5801,7 +6436,7 @@
           <w:szCs w:val="32"/>
         </w:rPr>
       </w:pPr>
-      <w:bookmarkStart w:id="17" w:name="_Toc223719311"/>
+      <w:bookmarkStart w:id="23" w:name="_Toc224939156"/>
       <w:proofErr w:type="spellStart"/>
       <w:r>
         <w:rPr>
@@ -5813,7 +6448,7 @@
         <w:lastRenderedPageBreak/>
         <w:t>參考文獻</w:t>
       </w:r>
-      <w:bookmarkEnd w:id="17"/>
+      <w:bookmarkEnd w:id="23"/>
       <w:proofErr w:type="spellEnd"/>
     </w:p>
     <w:p>
@@ -6288,6 +6923,119 @@
       </w:rPr>
     </w:lvl>
   </w:abstractNum>
+  <w:abstractNum w:abstractNumId="9" w15:restartNumberingAfterBreak="0">
+    <w:nsid w:val="56FA03AE"/>
+    <w:multiLevelType w:val="multilevel"/>
+    <w:tmpl w:val="99EEA6B0"/>
+    <w:lvl w:ilvl="0">
+      <w:start w:val="1"/>
+      <w:numFmt w:val="decimal"/>
+      <w:lvlText w:val="%1."/>
+      <w:lvlJc w:val="left"/>
+      <w:pPr>
+        <w:tabs>
+          <w:tab w:val="num" w:pos="720"/>
+        </w:tabs>
+        <w:ind w:left="720" w:hanging="360"/>
+      </w:pPr>
+    </w:lvl>
+    <w:lvl w:ilvl="1" w:tentative="1">
+      <w:start w:val="1"/>
+      <w:numFmt w:val="decimal"/>
+      <w:lvlText w:val="%2."/>
+      <w:lvlJc w:val="left"/>
+      <w:pPr>
+        <w:tabs>
+          <w:tab w:val="num" w:pos="1440"/>
+        </w:tabs>
+        <w:ind w:left="1440" w:hanging="360"/>
+      </w:pPr>
+    </w:lvl>
+    <w:lvl w:ilvl="2" w:tentative="1">
+      <w:start w:val="1"/>
+      <w:numFmt w:val="decimal"/>
+      <w:lvlText w:val="%3."/>
+      <w:lvlJc w:val="left"/>
+      <w:pPr>
+        <w:tabs>
+          <w:tab w:val="num" w:pos="2160"/>
+        </w:tabs>
+        <w:ind w:left="2160" w:hanging="360"/>
+      </w:pPr>
+    </w:lvl>
+    <w:lvl w:ilvl="3" w:tentative="1">
+      <w:start w:val="1"/>
+      <w:numFmt w:val="decimal"/>
+      <w:lvlText w:val="%4."/>
+      <w:lvlJc w:val="left"/>
+      <w:pPr>
+        <w:tabs>
+          <w:tab w:val="num" w:pos="2880"/>
+        </w:tabs>
+        <w:ind w:left="2880" w:hanging="360"/>
+      </w:pPr>
+    </w:lvl>
+    <w:lvl w:ilvl="4" w:tentative="1">
+      <w:start w:val="1"/>
+      <w:numFmt w:val="decimal"/>
+      <w:lvlText w:val="%5."/>
+      <w:lvlJc w:val="left"/>
+      <w:pPr>
+        <w:tabs>
+          <w:tab w:val="num" w:pos="3600"/>
+        </w:tabs>
+        <w:ind w:left="3600" w:hanging="360"/>
+      </w:pPr>
+    </w:lvl>
+    <w:lvl w:ilvl="5" w:tentative="1">
+      <w:start w:val="1"/>
+      <w:numFmt w:val="decimal"/>
+      <w:lvlText w:val="%6."/>
+      <w:lvlJc w:val="left"/>
+      <w:pPr>
+        <w:tabs>
+          <w:tab w:val="num" w:pos="4320"/>
+        </w:tabs>
+        <w:ind w:left="4320" w:hanging="360"/>
+      </w:pPr>
+    </w:lvl>
+    <w:lvl w:ilvl="6" w:tentative="1">
+      <w:start w:val="1"/>
+      <w:numFmt w:val="decimal"/>
+      <w:lvlText w:val="%7."/>
+      <w:lvlJc w:val="left"/>
+      <w:pPr>
+        <w:tabs>
+          <w:tab w:val="num" w:pos="5040"/>
+        </w:tabs>
+        <w:ind w:left="5040" w:hanging="360"/>
+      </w:pPr>
+    </w:lvl>
+    <w:lvl w:ilvl="7" w:tentative="1">
+      <w:start w:val="1"/>
+      <w:numFmt w:val="decimal"/>
+      <w:lvlText w:val="%8."/>
+      <w:lvlJc w:val="left"/>
+      <w:pPr>
+        <w:tabs>
+          <w:tab w:val="num" w:pos="5760"/>
+        </w:tabs>
+        <w:ind w:left="5760" w:hanging="360"/>
+      </w:pPr>
+    </w:lvl>
+    <w:lvl w:ilvl="8" w:tentative="1">
+      <w:start w:val="1"/>
+      <w:numFmt w:val="decimal"/>
+      <w:lvlText w:val="%9."/>
+      <w:lvlJc w:val="left"/>
+      <w:pPr>
+        <w:tabs>
+          <w:tab w:val="num" w:pos="6480"/>
+        </w:tabs>
+        <w:ind w:left="6480" w:hanging="360"/>
+      </w:pPr>
+    </w:lvl>
+  </w:abstractNum>
   <w:num w:numId="1">
     <w:abstractNumId w:val="8"/>
   </w:num>
@@ -6314,6 +7062,9 @@
   </w:num>
   <w:num w:numId="9">
     <w:abstractNumId w:val="0"/>
+  </w:num>
+  <w:num w:numId="10">
+    <w:abstractNumId w:val="9"/>
   </w:num>
 </w:numbering>
 </file>
@@ -17790,6 +18541,47 @@
       <w:ind w:leftChars="400" w:left="400" w:hangingChars="200" w:hanging="200"/>
     </w:pPr>
   </w:style>
+  <w:style w:type="paragraph" w:styleId="Web">
+    <w:name w:val="Normal (Web)"/>
+    <w:basedOn w:val="a1"/>
+    <w:uiPriority w:val="99"/>
+    <w:semiHidden/>
+    <w:unhideWhenUsed/>
+    <w:rsid w:val="00E96A33"/>
+    <w:pPr>
+      <w:spacing w:before="100" w:beforeAutospacing="1" w:after="100" w:afterAutospacing="1" w:line="240" w:lineRule="auto"/>
+    </w:pPr>
+    <w:rPr>
+      <w:rFonts w:ascii="新細明體" w:eastAsia="新細明體" w:hAnsi="新細明體" w:cs="新細明體"/>
+      <w:sz w:val="24"/>
+      <w:szCs w:val="24"/>
+      <w:lang w:eastAsia="zh-TW"/>
+    </w:rPr>
+  </w:style>
+  <w:style w:type="paragraph" w:styleId="2a">
+    <w:name w:val="toc 2"/>
+    <w:basedOn w:val="a1"/>
+    <w:next w:val="a1"/>
+    <w:autoRedefine/>
+    <w:uiPriority w:val="39"/>
+    <w:unhideWhenUsed/>
+    <w:rsid w:val="004632C0"/>
+    <w:pPr>
+      <w:ind w:leftChars="200" w:left="480"/>
+    </w:pPr>
+  </w:style>
+  <w:style w:type="paragraph" w:styleId="38">
+    <w:name w:val="toc 3"/>
+    <w:basedOn w:val="a1"/>
+    <w:next w:val="a1"/>
+    <w:autoRedefine/>
+    <w:uiPriority w:val="39"/>
+    <w:unhideWhenUsed/>
+    <w:rsid w:val="004632C0"/>
+    <w:pPr>
+      <w:ind w:leftChars="400" w:left="960"/>
+    </w:pPr>
+  </w:style>
 </w:styles>
 </file>
 
